--- a/gunluk-planlar-5sinif/hafta6-5sinif-bty.docx
+++ b/gunluk-planlar-5sinif/hafta6-5sinif-bty.docx
@@ -4,42 +4,34 @@
   <w:body>
     <w:p>
       <w:pPr>
+        <w:widowControl/>
         <w:spacing w:after="20"/>
         <w:jc w:val="center"/>
       </w:pPr>
       <w:r>
         <w:rPr>
-          <w:rFonts w:ascii="Arial" w:hAnsi="Arial" w:eastAsia="Arial"/>
+          <w:rFonts w:ascii="Arial" w:hAnsi="Arial" w:eastAsia="Arial" w:cs="Arial"/>
           <w:b/>
-          <w:sz w:val="20"/>
+          <w:color w:val="25282B"/>
+          <w:sz w:val="22"/>
         </w:rPr>
-        <w:t>2026-2027 EĞİTİM – ÖĞRETİM YILI ………………………………… ORTAOKULU</w:t>
+        <w:t>5. SINIF BİLİŞİM TEKNOLOJİLERİ VE YAZILIM DERSİ</w:t>
       </w:r>
     </w:p>
     <w:p>
       <w:pPr>
-        <w:spacing w:after="60"/>
+        <w:widowControl/>
+        <w:spacing w:after="100"/>
         <w:jc w:val="center"/>
       </w:pPr>
       <w:r>
         <w:rPr>
-          <w:rFonts w:ascii="Arial" w:hAnsi="Arial" w:eastAsia="Arial"/>
+          <w:rFonts w:ascii="Arial" w:hAnsi="Arial" w:eastAsia="Arial" w:cs="Arial"/>
           <w:b/>
-          <w:sz w:val="22"/>
+          <w:color w:val="25282B"/>
+          <w:sz w:val="26"/>
         </w:rPr>
-        <w:t>5. SINIF BİLİŞİM TEKNOLOJİLERİ VE YAZILIM DERSİ GÜNLÜK DERS PLANI</w:t>
-      </w:r>
-    </w:p>
-    <w:p>
-      <w:pPr>
-        <w:pStyle w:val="SectionHead"/>
-        <w:jc w:val="left"/>
-      </w:pPr>
-      <w:r>
-        <w:rPr>
-          <w:color w:val="1F4E78"/>
-        </w:rPr>
-        <w:t>I. BÖLÜM: DERS BİLGİSİ</w:t>
+        <w:t>GÜNLÜK DERS PLANI</w:t>
       </w:r>
     </w:p>
     <w:tbl>
@@ -48,20 +40,12 @@
         <w:jc w:val="center"/>
         <w:tblLayout w:type="fixed"/>
         <w:tblLook w:firstColumn="1" w:firstRow="1" w:lastColumn="0" w:lastRow="0" w:noHBand="0" w:noVBand="1" w:val="04A0"/>
-        <w:tblBorders>
-          <w:top w:val="single" w:sz="5" w:color="7F8C8D"/>
-          <w:left w:val="single" w:sz="5" w:color="7F8C8D"/>
-          <w:bottom w:val="single" w:sz="5" w:color="7F8C8D"/>
-          <w:right w:val="single" w:sz="5" w:color="7F8C8D"/>
-          <w:insideH w:val="single" w:sz="5" w:color="7F8C8D"/>
-          <w:insideV w:val="single" w:sz="5" w:color="7F8C8D"/>
-        </w:tblBorders>
       </w:tblPr>
       <w:tblGrid>
-        <w:gridCol w:w="2636"/>
-        <w:gridCol w:w="2636"/>
-        <w:gridCol w:w="2636"/>
-        <w:gridCol w:w="2636"/>
+        <w:gridCol w:w="1757"/>
+        <w:gridCol w:w="3345"/>
+        <w:gridCol w:w="1927"/>
+        <w:gridCol w:w="3203"/>
       </w:tblGrid>
       <w:tr>
         <w:trPr>
@@ -69,25 +53,369 @@
         </w:trPr>
         <w:tc>
           <w:tcPr>
-            <w:tcW w:type="dxa" w:w="1814"/>
-            <w:vAlign w:val="center"/>
+            <w:tcW w:type="dxa" w:w="1757"/>
+            <w:shd w:fill="F1F2F3"/>
             <w:tcMar>
-              <w:top w:w="55" w:type="dxa"/>
-              <w:start w:w="70" w:type="dxa"/>
-              <w:bottom w:w="55" w:type="dxa"/>
-              <w:end w:w="70" w:type="dxa"/>
+              <w:top w:w="65" w:type="dxa"/>
+              <w:start w:w="85" w:type="dxa"/>
+              <w:bottom w:w="65" w:type="dxa"/>
+              <w:end w:w="85" w:type="dxa"/>
             </w:tcMar>
-            <w:shd w:fill="D9EAF7"/>
+            <w:tcBorders>
+              <w:top w:val="single" w:sz="4" w:color="B7BCC2"/>
+              <w:left w:val="single" w:sz="4" w:color="B7BCC2"/>
+              <w:bottom w:val="single" w:sz="4" w:color="B7BCC2"/>
+              <w:right w:val="single" w:sz="4" w:color="B7BCC2"/>
+            </w:tcBorders>
           </w:tcPr>
           <w:p>
             <w:pPr>
-              <w:spacing w:after="0" w:before="0" w:line="240" w:lineRule="auto"/>
+              <w:spacing w:before="0" w:after="0" w:line="245" w:lineRule="auto"/>
             </w:pPr>
             <w:r/>
             <w:r>
               <w:rPr>
-                <w:rFonts w:ascii="Arial" w:hAnsi="Arial" w:eastAsia="Arial"/>
+                <w:rFonts w:ascii="Arial" w:hAnsi="Arial" w:eastAsia="Arial" w:cs="Arial"/>
                 <w:b/>
+                <w:color w:val="25282B"/>
+                <w:sz w:val="16"/>
+              </w:rPr>
+              <w:t>Okul / Kurum</w:t>
+            </w:r>
+          </w:p>
+        </w:tc>
+        <w:tc>
+          <w:tcPr>
+            <w:tcW w:type="dxa" w:w="3345"/>
+            <w:shd w:fill="FFFFFF"/>
+            <w:tcMar>
+              <w:top w:w="65" w:type="dxa"/>
+              <w:start w:w="85" w:type="dxa"/>
+              <w:bottom w:w="65" w:type="dxa"/>
+              <w:end w:w="85" w:type="dxa"/>
+            </w:tcMar>
+            <w:tcBorders>
+              <w:top w:val="single" w:sz="4" w:color="B7BCC2"/>
+              <w:left w:val="single" w:sz="4" w:color="B7BCC2"/>
+              <w:bottom w:val="single" w:sz="4" w:color="B7BCC2"/>
+              <w:right w:val="single" w:sz="4" w:color="B7BCC2"/>
+            </w:tcBorders>
+          </w:tcPr>
+          <w:p>
+            <w:pPr>
+              <w:spacing w:before="0" w:after="0" w:line="245" w:lineRule="auto"/>
+            </w:pPr>
+            <w:r/>
+            <w:r>
+              <w:rPr>
+                <w:rFonts w:ascii="Arial" w:hAnsi="Arial" w:eastAsia="Arial" w:cs="Arial"/>
+                <w:b w:val="0"/>
+                <w:color w:val="25282B"/>
+                <w:sz w:val="16"/>
+              </w:rPr>
+              <w:t>.......................................................</w:t>
+            </w:r>
+          </w:p>
+        </w:tc>
+        <w:tc>
+          <w:tcPr>
+            <w:tcW w:type="dxa" w:w="1927"/>
+            <w:shd w:fill="F1F2F3"/>
+            <w:tcMar>
+              <w:top w:w="65" w:type="dxa"/>
+              <w:start w:w="85" w:type="dxa"/>
+              <w:bottom w:w="65" w:type="dxa"/>
+              <w:end w:w="85" w:type="dxa"/>
+            </w:tcMar>
+            <w:tcBorders>
+              <w:top w:val="single" w:sz="4" w:color="B7BCC2"/>
+              <w:left w:val="single" w:sz="4" w:color="B7BCC2"/>
+              <w:bottom w:val="single" w:sz="4" w:color="B7BCC2"/>
+              <w:right w:val="single" w:sz="4" w:color="B7BCC2"/>
+            </w:tcBorders>
+          </w:tcPr>
+          <w:p>
+            <w:pPr>
+              <w:spacing w:before="0" w:after="0" w:line="245" w:lineRule="auto"/>
+            </w:pPr>
+            <w:r/>
+            <w:r>
+              <w:rPr>
+                <w:rFonts w:ascii="Arial" w:hAnsi="Arial" w:eastAsia="Arial" w:cs="Arial"/>
+                <w:b/>
+                <w:color w:val="25282B"/>
+                <w:sz w:val="16"/>
+              </w:rPr>
+              <w:t>Öğretmenin Adı Soyadı</w:t>
+            </w:r>
+          </w:p>
+        </w:tc>
+        <w:tc>
+          <w:tcPr>
+            <w:tcW w:type="dxa" w:w="3203"/>
+            <w:shd w:fill="FFFFFF"/>
+            <w:tcMar>
+              <w:top w:w="65" w:type="dxa"/>
+              <w:start w:w="85" w:type="dxa"/>
+              <w:bottom w:w="65" w:type="dxa"/>
+              <w:end w:w="85" w:type="dxa"/>
+            </w:tcMar>
+            <w:tcBorders>
+              <w:top w:val="single" w:sz="4" w:color="B7BCC2"/>
+              <w:left w:val="single" w:sz="4" w:color="B7BCC2"/>
+              <w:bottom w:val="single" w:sz="4" w:color="B7BCC2"/>
+              <w:right w:val="single" w:sz="4" w:color="B7BCC2"/>
+            </w:tcBorders>
+          </w:tcPr>
+          <w:p>
+            <w:pPr>
+              <w:spacing w:before="0" w:after="0" w:line="245" w:lineRule="auto"/>
+            </w:pPr>
+            <w:r/>
+            <w:r>
+              <w:rPr>
+                <w:rFonts w:ascii="Arial" w:hAnsi="Arial" w:eastAsia="Arial" w:cs="Arial"/>
+                <w:b w:val="0"/>
+                <w:color w:val="25282B"/>
+                <w:sz w:val="16"/>
+              </w:rPr>
+              <w:t>.......................................................</w:t>
+            </w:r>
+          </w:p>
+        </w:tc>
+      </w:tr>
+      <w:tr>
+        <w:trPr>
+          <w:cantSplit/>
+        </w:trPr>
+        <w:tc>
+          <w:tcPr>
+            <w:tcW w:type="dxa" w:w="1757"/>
+            <w:shd w:fill="F1F2F3"/>
+            <w:tcMar>
+              <w:top w:w="65" w:type="dxa"/>
+              <w:start w:w="85" w:type="dxa"/>
+              <w:bottom w:w="65" w:type="dxa"/>
+              <w:end w:w="85" w:type="dxa"/>
+            </w:tcMar>
+            <w:tcBorders>
+              <w:top w:val="single" w:sz="4" w:color="B7BCC2"/>
+              <w:left w:val="single" w:sz="4" w:color="B7BCC2"/>
+              <w:bottom w:val="single" w:sz="4" w:color="B7BCC2"/>
+              <w:right w:val="single" w:sz="4" w:color="B7BCC2"/>
+            </w:tcBorders>
+          </w:tcPr>
+          <w:p>
+            <w:pPr>
+              <w:spacing w:before="0" w:after="0" w:line="245" w:lineRule="auto"/>
+            </w:pPr>
+            <w:r/>
+            <w:r>
+              <w:rPr>
+                <w:rFonts w:ascii="Arial" w:hAnsi="Arial" w:eastAsia="Arial" w:cs="Arial"/>
+                <w:b/>
+                <w:color w:val="25282B"/>
+                <w:sz w:val="16"/>
+              </w:rPr>
+              <w:t>Sınıf / Şube</w:t>
+            </w:r>
+          </w:p>
+        </w:tc>
+        <w:tc>
+          <w:tcPr>
+            <w:tcW w:type="dxa" w:w="3345"/>
+            <w:shd w:fill="FFFFFF"/>
+            <w:tcMar>
+              <w:top w:w="65" w:type="dxa"/>
+              <w:start w:w="85" w:type="dxa"/>
+              <w:bottom w:w="65" w:type="dxa"/>
+              <w:end w:w="85" w:type="dxa"/>
+            </w:tcMar>
+            <w:tcBorders>
+              <w:top w:val="single" w:sz="4" w:color="B7BCC2"/>
+              <w:left w:val="single" w:sz="4" w:color="B7BCC2"/>
+              <w:bottom w:val="single" w:sz="4" w:color="B7BCC2"/>
+              <w:right w:val="single" w:sz="4" w:color="B7BCC2"/>
+            </w:tcBorders>
+          </w:tcPr>
+          <w:p>
+            <w:pPr>
+              <w:spacing w:before="0" w:after="0" w:line="245" w:lineRule="auto"/>
+            </w:pPr>
+            <w:r/>
+            <w:r>
+              <w:rPr>
+                <w:rFonts w:ascii="Arial" w:hAnsi="Arial" w:eastAsia="Arial" w:cs="Arial"/>
+                <w:b w:val="0"/>
+                <w:color w:val="25282B"/>
+                <w:sz w:val="16"/>
+              </w:rPr>
+              <w:t>5 / ................</w:t>
+            </w:r>
+          </w:p>
+        </w:tc>
+        <w:tc>
+          <w:tcPr>
+            <w:tcW w:type="dxa" w:w="1927"/>
+            <w:shd w:fill="F1F2F3"/>
+            <w:tcMar>
+              <w:top w:w="65" w:type="dxa"/>
+              <w:start w:w="85" w:type="dxa"/>
+              <w:bottom w:w="65" w:type="dxa"/>
+              <w:end w:w="85" w:type="dxa"/>
+            </w:tcMar>
+            <w:tcBorders>
+              <w:top w:val="single" w:sz="4" w:color="B7BCC2"/>
+              <w:left w:val="single" w:sz="4" w:color="B7BCC2"/>
+              <w:bottom w:val="single" w:sz="4" w:color="B7BCC2"/>
+              <w:right w:val="single" w:sz="4" w:color="B7BCC2"/>
+            </w:tcBorders>
+          </w:tcPr>
+          <w:p>
+            <w:pPr>
+              <w:spacing w:before="0" w:after="0" w:line="245" w:lineRule="auto"/>
+            </w:pPr>
+            <w:r/>
+            <w:r>
+              <w:rPr>
+                <w:rFonts w:ascii="Arial" w:hAnsi="Arial" w:eastAsia="Arial" w:cs="Arial"/>
+                <w:b/>
+                <w:color w:val="25282B"/>
+                <w:sz w:val="16"/>
+              </w:rPr>
+              <w:t>Plan No / Hafta</w:t>
+            </w:r>
+          </w:p>
+        </w:tc>
+        <w:tc>
+          <w:tcPr>
+            <w:tcW w:type="dxa" w:w="3203"/>
+            <w:shd w:fill="FFFFFF"/>
+            <w:tcMar>
+              <w:top w:w="65" w:type="dxa"/>
+              <w:start w:w="85" w:type="dxa"/>
+              <w:bottom w:w="65" w:type="dxa"/>
+              <w:end w:w="85" w:type="dxa"/>
+            </w:tcMar>
+            <w:tcBorders>
+              <w:top w:val="single" w:sz="4" w:color="B7BCC2"/>
+              <w:left w:val="single" w:sz="4" w:color="B7BCC2"/>
+              <w:bottom w:val="single" w:sz="4" w:color="B7BCC2"/>
+              <w:right w:val="single" w:sz="4" w:color="B7BCC2"/>
+            </w:tcBorders>
+          </w:tcPr>
+          <w:p>
+            <w:pPr>
+              <w:spacing w:before="0" w:after="0" w:line="245" w:lineRule="auto"/>
+            </w:pPr>
+            <w:r/>
+            <w:r>
+              <w:rPr>
+                <w:rFonts w:ascii="Arial" w:hAnsi="Arial" w:eastAsia="Arial" w:cs="Arial"/>
+                <w:b w:val="0"/>
+                <w:color w:val="25282B"/>
+                <w:sz w:val="16"/>
+              </w:rPr>
+              <w:t>6 / 6. Hafta</w:t>
+            </w:r>
+          </w:p>
+        </w:tc>
+      </w:tr>
+    </w:tbl>
+    <w:p>
+      <w:pPr>
+        <w:widowControl/>
+        <w:spacing w:after="0"/>
+      </w:pPr>
+    </w:p>
+    <w:tbl>
+      <w:tblPr>
+        <w:tblW w:type="auto" w:w="0"/>
+        <w:jc w:val="center"/>
+        <w:tblLayout w:type="fixed"/>
+        <w:tblLook w:firstColumn="1" w:firstRow="1" w:lastColumn="0" w:lastRow="0" w:noHBand="0" w:noVBand="1" w:val="04A0"/>
+      </w:tblPr>
+      <w:tblGrid>
+        <w:gridCol w:w="10234"/>
+      </w:tblGrid>
+      <w:tr>
+        <w:tc>
+          <w:tcPr>
+            <w:tcW w:type="dxa" w:w="10234"/>
+            <w:shd w:fill="D9D9D9"/>
+            <w:tcMar>
+              <w:top w:w="65" w:type="dxa"/>
+              <w:start w:w="100" w:type="dxa"/>
+              <w:bottom w:w="65" w:type="dxa"/>
+              <w:end w:w="100" w:type="dxa"/>
+            </w:tcMar>
+            <w:tcBorders>
+              <w:top w:val="single" w:sz="5" w:color="8F949A"/>
+              <w:left w:val="single" w:sz="5" w:color="8F949A"/>
+              <w:bottom w:val="single" w:sz="5" w:color="8F949A"/>
+              <w:right w:val="single" w:sz="5" w:color="8F949A"/>
+            </w:tcBorders>
+          </w:tcPr>
+          <w:p>
+            <w:pPr>
+              <w:spacing w:after="0"/>
+            </w:pPr>
+            <w:r>
+              <w:rPr>
+                <w:rFonts w:ascii="Arial" w:hAnsi="Arial" w:eastAsia="Arial" w:cs="Arial"/>
+                <w:b/>
+                <w:color w:val="25282B"/>
+                <w:sz w:val="18"/>
+              </w:rPr>
+              <w:t>I. BÖLÜM: DERS BİLGİSİ</w:t>
+            </w:r>
+          </w:p>
+        </w:tc>
+      </w:tr>
+    </w:tbl>
+    <w:tbl>
+      <w:tblPr>
+        <w:tblW w:type="auto" w:w="0"/>
+        <w:jc w:val="center"/>
+        <w:tblLayout w:type="fixed"/>
+        <w:tblLook w:firstColumn="1" w:firstRow="1" w:lastColumn="0" w:lastRow="0" w:noHBand="0" w:noVBand="1" w:val="04A0"/>
+      </w:tblPr>
+      <w:tblGrid>
+        <w:gridCol w:w="2523"/>
+        <w:gridCol w:w="7711"/>
+      </w:tblGrid>
+      <w:tr>
+        <w:trPr>
+          <w:cantSplit/>
+        </w:trPr>
+        <w:tc>
+          <w:tcPr>
+            <w:tcW w:type="dxa" w:w="2523"/>
+            <w:vAlign w:val="top"/>
+            <w:shd w:fill="F1F2F3"/>
+            <w:tcMar>
+              <w:top w:w="72" w:type="dxa"/>
+              <w:start w:w="95" w:type="dxa"/>
+              <w:bottom w:w="72" w:type="dxa"/>
+              <w:end w:w="95" w:type="dxa"/>
+            </w:tcMar>
+            <w:tcBorders>
+              <w:top w:val="single" w:sz="4" w:color="B7BCC2"/>
+              <w:left w:val="single" w:sz="4" w:color="B7BCC2"/>
+              <w:bottom w:val="single" w:sz="4" w:color="B7BCC2"/>
+              <w:right w:val="single" w:sz="4" w:color="B7BCC2"/>
+            </w:tcBorders>
+          </w:tcPr>
+          <w:p>
+            <w:pPr>
+              <w:spacing w:before="0" w:after="0" w:line="245" w:lineRule="auto"/>
+            </w:pPr>
+            <w:r/>
+            <w:r>
+              <w:rPr>
+                <w:rFonts w:ascii="Arial" w:hAnsi="Arial" w:eastAsia="Arial" w:cs="Arial"/>
+                <w:b/>
+                <w:color w:val="25282B"/>
                 <w:sz w:val="17"/>
               </w:rPr>
               <w:t>Dersin Adı</w:t>
@@ -96,51 +424,71 @@
         </w:tc>
         <w:tc>
           <w:tcPr>
-            <w:tcW w:type="dxa" w:w="3969"/>
-            <w:vAlign w:val="center"/>
+            <w:tcW w:type="dxa" w:w="7711"/>
+            <w:vAlign w:val="top"/>
+            <w:shd w:fill="FFFFFF"/>
             <w:tcMar>
-              <w:top w:w="55" w:type="dxa"/>
-              <w:start w:w="70" w:type="dxa"/>
-              <w:bottom w:w="55" w:type="dxa"/>
-              <w:end w:w="70" w:type="dxa"/>
+              <w:top w:w="72" w:type="dxa"/>
+              <w:start w:w="95" w:type="dxa"/>
+              <w:bottom w:w="72" w:type="dxa"/>
+              <w:end w:w="95" w:type="dxa"/>
             </w:tcMar>
+            <w:tcBorders>
+              <w:top w:val="single" w:sz="4" w:color="B7BCC2"/>
+              <w:left w:val="single" w:sz="4" w:color="B7BCC2"/>
+              <w:bottom w:val="single" w:sz="4" w:color="B7BCC2"/>
+              <w:right w:val="single" w:sz="4" w:color="B7BCC2"/>
+            </w:tcBorders>
           </w:tcPr>
           <w:p>
             <w:pPr>
-              <w:spacing w:after="0" w:before="0" w:line="240" w:lineRule="auto"/>
+              <w:spacing w:before="0" w:after="0" w:line="245" w:lineRule="auto"/>
             </w:pPr>
             <w:r/>
             <w:r>
               <w:rPr>
-                <w:rFonts w:ascii="Arial" w:hAnsi="Arial" w:eastAsia="Arial"/>
+                <w:rFonts w:ascii="Arial" w:hAnsi="Arial" w:eastAsia="Arial" w:cs="Arial"/>
                 <w:b w:val="0"/>
+                <w:color w:val="25282B"/>
                 <w:sz w:val="17"/>
               </w:rPr>
               <w:t>Bilişim Teknolojileri ve Yazılım</w:t>
             </w:r>
           </w:p>
         </w:tc>
+      </w:tr>
+      <w:tr>
+        <w:trPr>
+          <w:cantSplit/>
+        </w:trPr>
         <w:tc>
           <w:tcPr>
-            <w:tcW w:type="dxa" w:w="1361"/>
-            <w:vAlign w:val="center"/>
+            <w:tcW w:type="dxa" w:w="2523"/>
+            <w:vAlign w:val="top"/>
+            <w:shd w:fill="F1F2F3"/>
             <w:tcMar>
-              <w:top w:w="55" w:type="dxa"/>
-              <w:start w:w="70" w:type="dxa"/>
-              <w:bottom w:w="55" w:type="dxa"/>
-              <w:end w:w="70" w:type="dxa"/>
+              <w:top w:w="72" w:type="dxa"/>
+              <w:start w:w="95" w:type="dxa"/>
+              <w:bottom w:w="72" w:type="dxa"/>
+              <w:end w:w="95" w:type="dxa"/>
             </w:tcMar>
-            <w:shd w:fill="D9EAF7"/>
+            <w:tcBorders>
+              <w:top w:val="single" w:sz="4" w:color="B7BCC2"/>
+              <w:left w:val="single" w:sz="4" w:color="B7BCC2"/>
+              <w:bottom w:val="single" w:sz="4" w:color="B7BCC2"/>
+              <w:right w:val="single" w:sz="4" w:color="B7BCC2"/>
+            </w:tcBorders>
           </w:tcPr>
           <w:p>
             <w:pPr>
-              <w:spacing w:after="0" w:before="0" w:line="240" w:lineRule="auto"/>
+              <w:spacing w:before="0" w:after="0" w:line="245" w:lineRule="auto"/>
             </w:pPr>
             <w:r/>
             <w:r>
               <w:rPr>
-                <w:rFonts w:ascii="Arial" w:hAnsi="Arial" w:eastAsia="Arial"/>
+                <w:rFonts w:ascii="Arial" w:hAnsi="Arial" w:eastAsia="Arial" w:cs="Arial"/>
                 <w:b/>
+                <w:color w:val="25282B"/>
                 <w:sz w:val="17"/>
               </w:rPr>
               <w:t>Tarih / Hafta</w:t>
@@ -149,23 +497,32 @@
         </w:tc>
         <w:tc>
           <w:tcPr>
-            <w:tcW w:type="dxa" w:w="3855"/>
-            <w:vAlign w:val="center"/>
+            <w:tcW w:type="dxa" w:w="7711"/>
+            <w:vAlign w:val="top"/>
+            <w:shd w:fill="FFFFFF"/>
             <w:tcMar>
-              <w:top w:w="55" w:type="dxa"/>
-              <w:start w:w="70" w:type="dxa"/>
-              <w:bottom w:w="55" w:type="dxa"/>
-              <w:end w:w="70" w:type="dxa"/>
+              <w:top w:w="72" w:type="dxa"/>
+              <w:start w:w="95" w:type="dxa"/>
+              <w:bottom w:w="72" w:type="dxa"/>
+              <w:end w:w="95" w:type="dxa"/>
             </w:tcMar>
+            <w:tcBorders>
+              <w:top w:val="single" w:sz="4" w:color="B7BCC2"/>
+              <w:left w:val="single" w:sz="4" w:color="B7BCC2"/>
+              <w:bottom w:val="single" w:sz="4" w:color="B7BCC2"/>
+              <w:right w:val="single" w:sz="4" w:color="B7BCC2"/>
+            </w:tcBorders>
           </w:tcPr>
           <w:p>
             <w:pPr>
-              <w:spacing w:before="0" w:after="0" w:line="240" w:lineRule="auto"/>
+              <w:spacing w:before="0" w:after="0" w:line="245" w:lineRule="auto"/>
             </w:pPr>
+            <w:r/>
             <w:r>
               <w:rPr>
-                <w:rFonts w:ascii="Arial" w:hAnsi="Arial"/>
+                <w:rFonts w:ascii="Arial" w:hAnsi="Arial" w:eastAsia="Arial" w:cs="Arial"/>
                 <w:b w:val="0"/>
+                <w:color w:val="25282B"/>
                 <w:sz w:val="17"/>
               </w:rPr>
               <w:t>19 Ekim - 23 Ekim 2026 / 6. Hafta</w:t>
@@ -179,25 +536,32 @@
         </w:trPr>
         <w:tc>
           <w:tcPr>
-            <w:tcW w:type="dxa" w:w="1814"/>
-            <w:vAlign w:val="center"/>
+            <w:tcW w:type="dxa" w:w="2523"/>
+            <w:vAlign w:val="top"/>
+            <w:shd w:fill="F1F2F3"/>
             <w:tcMar>
-              <w:top w:w="55" w:type="dxa"/>
-              <w:start w:w="70" w:type="dxa"/>
-              <w:bottom w:w="55" w:type="dxa"/>
-              <w:end w:w="70" w:type="dxa"/>
+              <w:top w:w="72" w:type="dxa"/>
+              <w:start w:w="95" w:type="dxa"/>
+              <w:bottom w:w="72" w:type="dxa"/>
+              <w:end w:w="95" w:type="dxa"/>
             </w:tcMar>
-            <w:shd w:fill="D9EAF7"/>
+            <w:tcBorders>
+              <w:top w:val="single" w:sz="4" w:color="B7BCC2"/>
+              <w:left w:val="single" w:sz="4" w:color="B7BCC2"/>
+              <w:bottom w:val="single" w:sz="4" w:color="B7BCC2"/>
+              <w:right w:val="single" w:sz="4" w:color="B7BCC2"/>
+            </w:tcBorders>
           </w:tcPr>
           <w:p>
             <w:pPr>
-              <w:spacing w:after="0" w:before="0" w:line="240" w:lineRule="auto"/>
+              <w:spacing w:before="0" w:after="0" w:line="245" w:lineRule="auto"/>
             </w:pPr>
             <w:r/>
             <w:r>
               <w:rPr>
-                <w:rFonts w:ascii="Arial" w:hAnsi="Arial" w:eastAsia="Arial"/>
+                <w:rFonts w:ascii="Arial" w:hAnsi="Arial" w:eastAsia="Arial" w:cs="Arial"/>
                 <w:b/>
+                <w:color w:val="25282B"/>
                 <w:sz w:val="17"/>
               </w:rPr>
               <w:t>Sınıf</w:t>
@@ -206,51 +570,71 @@
         </w:tc>
         <w:tc>
           <w:tcPr>
-            <w:tcW w:type="dxa" w:w="3969"/>
-            <w:vAlign w:val="center"/>
+            <w:tcW w:type="dxa" w:w="7711"/>
+            <w:vAlign w:val="top"/>
+            <w:shd w:fill="FFFFFF"/>
             <w:tcMar>
-              <w:top w:w="55" w:type="dxa"/>
-              <w:start w:w="70" w:type="dxa"/>
-              <w:bottom w:w="55" w:type="dxa"/>
-              <w:end w:w="70" w:type="dxa"/>
+              <w:top w:w="72" w:type="dxa"/>
+              <w:start w:w="95" w:type="dxa"/>
+              <w:bottom w:w="72" w:type="dxa"/>
+              <w:end w:w="95" w:type="dxa"/>
             </w:tcMar>
+            <w:tcBorders>
+              <w:top w:val="single" w:sz="4" w:color="B7BCC2"/>
+              <w:left w:val="single" w:sz="4" w:color="B7BCC2"/>
+              <w:bottom w:val="single" w:sz="4" w:color="B7BCC2"/>
+              <w:right w:val="single" w:sz="4" w:color="B7BCC2"/>
+            </w:tcBorders>
           </w:tcPr>
           <w:p>
             <w:pPr>
-              <w:spacing w:after="0" w:before="0" w:line="240" w:lineRule="auto"/>
+              <w:spacing w:before="0" w:after="0" w:line="245" w:lineRule="auto"/>
             </w:pPr>
             <w:r/>
             <w:r>
               <w:rPr>
-                <w:rFonts w:ascii="Arial" w:hAnsi="Arial" w:eastAsia="Arial"/>
+                <w:rFonts w:ascii="Arial" w:hAnsi="Arial" w:eastAsia="Arial" w:cs="Arial"/>
                 <w:b w:val="0"/>
+                <w:color w:val="25282B"/>
                 <w:sz w:val="17"/>
               </w:rPr>
               <w:t>5. Sınıf</w:t>
             </w:r>
           </w:p>
         </w:tc>
+      </w:tr>
+      <w:tr>
+        <w:trPr>
+          <w:cantSplit/>
+        </w:trPr>
         <w:tc>
           <w:tcPr>
-            <w:tcW w:type="dxa" w:w="1361"/>
-            <w:vAlign w:val="center"/>
+            <w:tcW w:type="dxa" w:w="2523"/>
+            <w:vAlign w:val="top"/>
+            <w:shd w:fill="F1F2F3"/>
             <w:tcMar>
-              <w:top w:w="55" w:type="dxa"/>
-              <w:start w:w="70" w:type="dxa"/>
-              <w:bottom w:w="55" w:type="dxa"/>
-              <w:end w:w="70" w:type="dxa"/>
+              <w:top w:w="72" w:type="dxa"/>
+              <w:start w:w="95" w:type="dxa"/>
+              <w:bottom w:w="72" w:type="dxa"/>
+              <w:end w:w="95" w:type="dxa"/>
             </w:tcMar>
-            <w:shd w:fill="D9EAF7"/>
+            <w:tcBorders>
+              <w:top w:val="single" w:sz="4" w:color="B7BCC2"/>
+              <w:left w:val="single" w:sz="4" w:color="B7BCC2"/>
+              <w:bottom w:val="single" w:sz="4" w:color="B7BCC2"/>
+              <w:right w:val="single" w:sz="4" w:color="B7BCC2"/>
+            </w:tcBorders>
           </w:tcPr>
           <w:p>
             <w:pPr>
-              <w:spacing w:after="0" w:before="0" w:line="240" w:lineRule="auto"/>
+              <w:spacing w:before="0" w:after="0" w:line="245" w:lineRule="auto"/>
             </w:pPr>
             <w:r/>
             <w:r>
               <w:rPr>
-                <w:rFonts w:ascii="Arial" w:hAnsi="Arial" w:eastAsia="Arial"/>
+                <w:rFonts w:ascii="Arial" w:hAnsi="Arial" w:eastAsia="Arial" w:cs="Arial"/>
                 <w:b/>
+                <w:color w:val="25282B"/>
                 <w:sz w:val="17"/>
               </w:rPr>
               <w:t>Süre</w:t>
@@ -259,23 +643,32 @@
         </w:tc>
         <w:tc>
           <w:tcPr>
-            <w:tcW w:type="dxa" w:w="3855"/>
-            <w:vAlign w:val="center"/>
+            <w:tcW w:type="dxa" w:w="7711"/>
+            <w:vAlign w:val="top"/>
+            <w:shd w:fill="FFFFFF"/>
             <w:tcMar>
-              <w:top w:w="55" w:type="dxa"/>
-              <w:start w:w="70" w:type="dxa"/>
-              <w:bottom w:w="55" w:type="dxa"/>
-              <w:end w:w="70" w:type="dxa"/>
+              <w:top w:w="72" w:type="dxa"/>
+              <w:start w:w="95" w:type="dxa"/>
+              <w:bottom w:w="72" w:type="dxa"/>
+              <w:end w:w="95" w:type="dxa"/>
             </w:tcMar>
+            <w:tcBorders>
+              <w:top w:val="single" w:sz="4" w:color="B7BCC2"/>
+              <w:left w:val="single" w:sz="4" w:color="B7BCC2"/>
+              <w:bottom w:val="single" w:sz="4" w:color="B7BCC2"/>
+              <w:right w:val="single" w:sz="4" w:color="B7BCC2"/>
+            </w:tcBorders>
           </w:tcPr>
           <w:p>
             <w:pPr>
-              <w:spacing w:before="0" w:after="0" w:line="240" w:lineRule="auto"/>
+              <w:spacing w:before="0" w:after="0" w:line="245" w:lineRule="auto"/>
             </w:pPr>
+            <w:r/>
             <w:r>
               <w:rPr>
-                <w:rFonts w:ascii="Arial" w:hAnsi="Arial"/>
+                <w:rFonts w:ascii="Arial" w:hAnsi="Arial" w:eastAsia="Arial" w:cs="Arial"/>
                 <w:b w:val="0"/>
+                <w:color w:val="25282B"/>
                 <w:sz w:val="17"/>
               </w:rPr>
               <w:t>1 + 1 ders saati (80 dakika)</w:t>
@@ -289,25 +682,32 @@
         </w:trPr>
         <w:tc>
           <w:tcPr>
-            <w:tcW w:type="dxa" w:w="1814"/>
-            <w:vAlign w:val="center"/>
+            <w:tcW w:type="dxa" w:w="2523"/>
+            <w:vAlign w:val="top"/>
+            <w:shd w:fill="F1F2F3"/>
             <w:tcMar>
-              <w:top w:w="55" w:type="dxa"/>
-              <w:start w:w="70" w:type="dxa"/>
-              <w:bottom w:w="55" w:type="dxa"/>
-              <w:end w:w="70" w:type="dxa"/>
+              <w:top w:w="72" w:type="dxa"/>
+              <w:start w:w="95" w:type="dxa"/>
+              <w:bottom w:w="72" w:type="dxa"/>
+              <w:end w:w="95" w:type="dxa"/>
             </w:tcMar>
-            <w:shd w:fill="D9EAF7"/>
+            <w:tcBorders>
+              <w:top w:val="single" w:sz="4" w:color="B7BCC2"/>
+              <w:left w:val="single" w:sz="4" w:color="B7BCC2"/>
+              <w:bottom w:val="single" w:sz="4" w:color="B7BCC2"/>
+              <w:right w:val="single" w:sz="4" w:color="B7BCC2"/>
+            </w:tcBorders>
           </w:tcPr>
           <w:p>
             <w:pPr>
-              <w:spacing w:after="0" w:before="0" w:line="240" w:lineRule="auto"/>
+              <w:spacing w:before="0" w:after="0" w:line="245" w:lineRule="auto"/>
             </w:pPr>
             <w:r/>
             <w:r>
               <w:rPr>
-                <w:rFonts w:ascii="Arial" w:hAnsi="Arial" w:eastAsia="Arial"/>
+                <w:rFonts w:ascii="Arial" w:hAnsi="Arial" w:eastAsia="Arial" w:cs="Arial"/>
                 <w:b/>
+                <w:color w:val="25282B"/>
                 <w:sz w:val="17"/>
               </w:rPr>
               <w:t>Tema / Ünite</w:t>
@@ -316,24 +716,32 @@
         </w:tc>
         <w:tc>
           <w:tcPr>
-            <w:tcW w:type="dxa" w:w="9185"/>
-            <w:vAlign w:val="center"/>
-            <w:gridSpan w:val="3"/>
+            <w:tcW w:type="dxa" w:w="7711"/>
+            <w:vAlign w:val="top"/>
+            <w:shd w:fill="FFFFFF"/>
             <w:tcMar>
-              <w:top w:w="55" w:type="dxa"/>
-              <w:start w:w="70" w:type="dxa"/>
-              <w:bottom w:w="55" w:type="dxa"/>
-              <w:end w:w="70" w:type="dxa"/>
+              <w:top w:w="72" w:type="dxa"/>
+              <w:start w:w="95" w:type="dxa"/>
+              <w:bottom w:w="72" w:type="dxa"/>
+              <w:end w:w="95" w:type="dxa"/>
             </w:tcMar>
+            <w:tcBorders>
+              <w:top w:val="single" w:sz="4" w:color="B7BCC2"/>
+              <w:left w:val="single" w:sz="4" w:color="B7BCC2"/>
+              <w:bottom w:val="single" w:sz="4" w:color="B7BCC2"/>
+              <w:right w:val="single" w:sz="4" w:color="B7BCC2"/>
+            </w:tcBorders>
           </w:tcPr>
           <w:p>
             <w:pPr>
-              <w:spacing w:before="0" w:after="0" w:line="240" w:lineRule="auto"/>
+              <w:spacing w:before="0" w:after="0" w:line="245" w:lineRule="auto"/>
             </w:pPr>
+            <w:r/>
             <w:r>
               <w:rPr>
-                <w:rFonts w:ascii="Arial" w:hAnsi="Arial"/>
+                <w:rFonts w:ascii="Arial" w:hAnsi="Arial" w:eastAsia="Arial" w:cs="Arial"/>
                 <w:b w:val="0"/>
+                <w:color w:val="25282B"/>
                 <w:sz w:val="17"/>
               </w:rPr>
               <w:t>Bilişim Teknolojilerinin Hayatımızdaki Yeri</w:t>
@@ -347,25 +755,32 @@
         </w:trPr>
         <w:tc>
           <w:tcPr>
-            <w:tcW w:type="dxa" w:w="1814"/>
-            <w:vAlign w:val="center"/>
+            <w:tcW w:type="dxa" w:w="2523"/>
+            <w:vAlign w:val="top"/>
+            <w:shd w:fill="F1F2F3"/>
             <w:tcMar>
-              <w:top w:w="55" w:type="dxa"/>
-              <w:start w:w="70" w:type="dxa"/>
-              <w:bottom w:w="55" w:type="dxa"/>
-              <w:end w:w="70" w:type="dxa"/>
+              <w:top w:w="72" w:type="dxa"/>
+              <w:start w:w="95" w:type="dxa"/>
+              <w:bottom w:w="72" w:type="dxa"/>
+              <w:end w:w="95" w:type="dxa"/>
             </w:tcMar>
-            <w:shd w:fill="D9EAF7"/>
+            <w:tcBorders>
+              <w:top w:val="single" w:sz="4" w:color="B7BCC2"/>
+              <w:left w:val="single" w:sz="4" w:color="B7BCC2"/>
+              <w:bottom w:val="single" w:sz="4" w:color="B7BCC2"/>
+              <w:right w:val="single" w:sz="4" w:color="B7BCC2"/>
+            </w:tcBorders>
           </w:tcPr>
           <w:p>
             <w:pPr>
-              <w:spacing w:after="0" w:before="0" w:line="240" w:lineRule="auto"/>
+              <w:spacing w:before="0" w:after="0" w:line="245" w:lineRule="auto"/>
             </w:pPr>
             <w:r/>
             <w:r>
               <w:rPr>
-                <w:rFonts w:ascii="Arial" w:hAnsi="Arial" w:eastAsia="Arial"/>
+                <w:rFonts w:ascii="Arial" w:hAnsi="Arial" w:eastAsia="Arial" w:cs="Arial"/>
                 <w:b/>
+                <w:color w:val="25282B"/>
                 <w:sz w:val="17"/>
               </w:rPr>
               <w:t>İçerik Çerçevesi (Konu)</w:t>
@@ -374,24 +789,32 @@
         </w:tc>
         <w:tc>
           <w:tcPr>
-            <w:tcW w:type="dxa" w:w="9185"/>
-            <w:vAlign w:val="center"/>
-            <w:gridSpan w:val="3"/>
+            <w:tcW w:type="dxa" w:w="7711"/>
+            <w:vAlign w:val="top"/>
+            <w:shd w:fill="FFFFFF"/>
             <w:tcMar>
-              <w:top w:w="55" w:type="dxa"/>
-              <w:start w:w="70" w:type="dxa"/>
-              <w:bottom w:w="55" w:type="dxa"/>
-              <w:end w:w="70" w:type="dxa"/>
+              <w:top w:w="72" w:type="dxa"/>
+              <w:start w:w="95" w:type="dxa"/>
+              <w:bottom w:w="72" w:type="dxa"/>
+              <w:end w:w="95" w:type="dxa"/>
             </w:tcMar>
+            <w:tcBorders>
+              <w:top w:val="single" w:sz="4" w:color="B7BCC2"/>
+              <w:left w:val="single" w:sz="4" w:color="B7BCC2"/>
+              <w:bottom w:val="single" w:sz="4" w:color="B7BCC2"/>
+              <w:right w:val="single" w:sz="4" w:color="B7BCC2"/>
+            </w:tcBorders>
           </w:tcPr>
           <w:p>
             <w:pPr>
-              <w:spacing w:before="0" w:after="0" w:line="240" w:lineRule="auto"/>
+              <w:spacing w:before="0" w:after="0" w:line="245" w:lineRule="auto"/>
             </w:pPr>
+            <w:r/>
             <w:r>
               <w:rPr>
-                <w:rFonts w:ascii="Arial" w:hAnsi="Arial"/>
+                <w:rFonts w:ascii="Arial" w:hAnsi="Arial" w:eastAsia="Arial" w:cs="Arial"/>
                 <w:b w:val="0"/>
+                <w:color w:val="25282B"/>
                 <w:sz w:val="17"/>
               </w:rPr>
               <w:t>Yapay Zekâda Temel Kavram ve Özellikler / Bilgisayar Sistemlerinin Kullanımı</w:t>
@@ -405,25 +828,32 @@
         </w:trPr>
         <w:tc>
           <w:tcPr>
-            <w:tcW w:type="dxa" w:w="1814"/>
-            <w:vAlign w:val="center"/>
+            <w:tcW w:type="dxa" w:w="2523"/>
+            <w:vAlign w:val="top"/>
+            <w:shd w:fill="F1F2F3"/>
             <w:tcMar>
-              <w:top w:w="55" w:type="dxa"/>
-              <w:start w:w="70" w:type="dxa"/>
-              <w:bottom w:w="55" w:type="dxa"/>
-              <w:end w:w="70" w:type="dxa"/>
+              <w:top w:w="72" w:type="dxa"/>
+              <w:start w:w="95" w:type="dxa"/>
+              <w:bottom w:w="72" w:type="dxa"/>
+              <w:end w:w="95" w:type="dxa"/>
             </w:tcMar>
-            <w:shd w:fill="D9EAF7"/>
+            <w:tcBorders>
+              <w:top w:val="single" w:sz="4" w:color="B7BCC2"/>
+              <w:left w:val="single" w:sz="4" w:color="B7BCC2"/>
+              <w:bottom w:val="single" w:sz="4" w:color="B7BCC2"/>
+              <w:right w:val="single" w:sz="4" w:color="B7BCC2"/>
+            </w:tcBorders>
           </w:tcPr>
           <w:p>
             <w:pPr>
-              <w:spacing w:after="0" w:before="0" w:line="240" w:lineRule="auto"/>
+              <w:spacing w:before="0" w:after="0" w:line="245" w:lineRule="auto"/>
             </w:pPr>
             <w:r/>
             <w:r>
               <w:rPr>
-                <w:rFonts w:ascii="Arial" w:hAnsi="Arial" w:eastAsia="Arial"/>
+                <w:rFonts w:ascii="Arial" w:hAnsi="Arial" w:eastAsia="Arial" w:cs="Arial"/>
                 <w:b/>
+                <w:color w:val="25282B"/>
                 <w:sz w:val="17"/>
               </w:rPr>
               <w:t>Alan Becerileri</w:t>
@@ -432,24 +862,32 @@
         </w:tc>
         <w:tc>
           <w:tcPr>
-            <w:tcW w:type="dxa" w:w="9185"/>
-            <w:vAlign w:val="center"/>
-            <w:gridSpan w:val="3"/>
+            <w:tcW w:type="dxa" w:w="7711"/>
+            <w:vAlign w:val="top"/>
+            <w:shd w:fill="FFFFFF"/>
             <w:tcMar>
-              <w:top w:w="55" w:type="dxa"/>
-              <w:start w:w="70" w:type="dxa"/>
-              <w:bottom w:w="55" w:type="dxa"/>
-              <w:end w:w="70" w:type="dxa"/>
+              <w:top w:w="72" w:type="dxa"/>
+              <w:start w:w="95" w:type="dxa"/>
+              <w:bottom w:w="72" w:type="dxa"/>
+              <w:end w:w="95" w:type="dxa"/>
             </w:tcMar>
+            <w:tcBorders>
+              <w:top w:val="single" w:sz="4" w:color="B7BCC2"/>
+              <w:left w:val="single" w:sz="4" w:color="B7BCC2"/>
+              <w:bottom w:val="single" w:sz="4" w:color="B7BCC2"/>
+              <w:right w:val="single" w:sz="4" w:color="B7BCC2"/>
+            </w:tcBorders>
           </w:tcPr>
           <w:p>
             <w:pPr>
-              <w:spacing w:before="0" w:after="0" w:line="240" w:lineRule="auto"/>
+              <w:spacing w:before="0" w:after="0" w:line="245" w:lineRule="auto"/>
             </w:pPr>
+            <w:r/>
             <w:r>
               <w:rPr>
-                <w:rFonts w:ascii="Arial" w:hAnsi="Arial"/>
+                <w:rFonts w:ascii="Arial" w:hAnsi="Arial" w:eastAsia="Arial" w:cs="Arial"/>
                 <w:b w:val="0"/>
+                <w:color w:val="25282B"/>
                 <w:sz w:val="17"/>
               </w:rPr>
               <w:t>BTYAB1. Bilişim Teknolojileri Kullanma</w:t>
@@ -463,25 +901,32 @@
         </w:trPr>
         <w:tc>
           <w:tcPr>
-            <w:tcW w:type="dxa" w:w="1814"/>
-            <w:vAlign w:val="center"/>
+            <w:tcW w:type="dxa" w:w="2523"/>
+            <w:vAlign w:val="top"/>
+            <w:shd w:fill="F1F2F3"/>
             <w:tcMar>
-              <w:top w:w="55" w:type="dxa"/>
-              <w:start w:w="70" w:type="dxa"/>
-              <w:bottom w:w="55" w:type="dxa"/>
-              <w:end w:w="70" w:type="dxa"/>
+              <w:top w:w="72" w:type="dxa"/>
+              <w:start w:w="95" w:type="dxa"/>
+              <w:bottom w:w="72" w:type="dxa"/>
+              <w:end w:w="95" w:type="dxa"/>
             </w:tcMar>
-            <w:shd w:fill="D9EAF7"/>
+            <w:tcBorders>
+              <w:top w:val="single" w:sz="4" w:color="B7BCC2"/>
+              <w:left w:val="single" w:sz="4" w:color="B7BCC2"/>
+              <w:bottom w:val="single" w:sz="4" w:color="B7BCC2"/>
+              <w:right w:val="single" w:sz="4" w:color="B7BCC2"/>
+            </w:tcBorders>
           </w:tcPr>
           <w:p>
             <w:pPr>
-              <w:spacing w:after="0" w:before="0" w:line="240" w:lineRule="auto"/>
+              <w:spacing w:before="0" w:after="0" w:line="245" w:lineRule="auto"/>
             </w:pPr>
             <w:r/>
             <w:r>
               <w:rPr>
-                <w:rFonts w:ascii="Arial" w:hAnsi="Arial" w:eastAsia="Arial"/>
+                <w:rFonts w:ascii="Arial" w:hAnsi="Arial" w:eastAsia="Arial" w:cs="Arial"/>
                 <w:b/>
+                <w:color w:val="25282B"/>
                 <w:sz w:val="17"/>
               </w:rPr>
               <w:t>Kavramsal Beceriler</w:t>
@@ -490,27 +935,35 @@
         </w:tc>
         <w:tc>
           <w:tcPr>
-            <w:tcW w:type="dxa" w:w="9185"/>
-            <w:vAlign w:val="center"/>
-            <w:gridSpan w:val="3"/>
+            <w:tcW w:type="dxa" w:w="7711"/>
+            <w:vAlign w:val="top"/>
+            <w:shd w:fill="FFFFFF"/>
             <w:tcMar>
-              <w:top w:w="55" w:type="dxa"/>
-              <w:start w:w="70" w:type="dxa"/>
-              <w:bottom w:w="55" w:type="dxa"/>
-              <w:end w:w="70" w:type="dxa"/>
+              <w:top w:w="72" w:type="dxa"/>
+              <w:start w:w="95" w:type="dxa"/>
+              <w:bottom w:w="72" w:type="dxa"/>
+              <w:end w:w="95" w:type="dxa"/>
             </w:tcMar>
+            <w:tcBorders>
+              <w:top w:val="single" w:sz="4" w:color="B7BCC2"/>
+              <w:left w:val="single" w:sz="4" w:color="B7BCC2"/>
+              <w:bottom w:val="single" w:sz="4" w:color="B7BCC2"/>
+              <w:right w:val="single" w:sz="4" w:color="B7BCC2"/>
+            </w:tcBorders>
           </w:tcPr>
           <w:p>
             <w:pPr>
-              <w:spacing w:before="0" w:after="0" w:line="240" w:lineRule="auto"/>
+              <w:spacing w:before="0" w:after="0" w:line="245" w:lineRule="auto"/>
             </w:pPr>
+            <w:r/>
             <w:r>
               <w:rPr>
-                <w:rFonts w:ascii="Arial" w:hAnsi="Arial"/>
+                <w:rFonts w:ascii="Arial" w:hAnsi="Arial" w:eastAsia="Arial" w:cs="Arial"/>
                 <w:b w:val="0"/>
+                <w:color w:val="25282B"/>
                 <w:sz w:val="17"/>
               </w:rPr>
-              <w:t>Tema düzeyi: KB2.3. Özetleme, KB2.4. Çözümleme, KB2.8. Sorgulama. Bu hafta ilk saatte bilgi toplama, doğrulama ve çıkarım; ikinci saatte bilgisayar sisteminin bileşenlerini çözümleme ve bileşenler arası ilişki kurma öne çıkar.</w:t>
+              <w:t>KB2.3. Özetleme, KB2.4. Çözümleme, KB2.8. Sorgulama</w:t>
             </w:r>
           </w:p>
         </w:tc>
@@ -521,25 +974,32 @@
         </w:trPr>
         <w:tc>
           <w:tcPr>
-            <w:tcW w:type="dxa" w:w="1814"/>
-            <w:vAlign w:val="center"/>
+            <w:tcW w:type="dxa" w:w="2523"/>
+            <w:vAlign w:val="top"/>
+            <w:shd w:fill="F1F2F3"/>
             <w:tcMar>
-              <w:top w:w="55" w:type="dxa"/>
-              <w:start w:w="70" w:type="dxa"/>
-              <w:bottom w:w="55" w:type="dxa"/>
-              <w:end w:w="70" w:type="dxa"/>
+              <w:top w:w="72" w:type="dxa"/>
+              <w:start w:w="95" w:type="dxa"/>
+              <w:bottom w:w="72" w:type="dxa"/>
+              <w:end w:w="95" w:type="dxa"/>
             </w:tcMar>
-            <w:shd w:fill="D9EAF7"/>
+            <w:tcBorders>
+              <w:top w:val="single" w:sz="4" w:color="B7BCC2"/>
+              <w:left w:val="single" w:sz="4" w:color="B7BCC2"/>
+              <w:bottom w:val="single" w:sz="4" w:color="B7BCC2"/>
+              <w:right w:val="single" w:sz="4" w:color="B7BCC2"/>
+            </w:tcBorders>
           </w:tcPr>
           <w:p>
             <w:pPr>
-              <w:spacing w:after="0" w:before="0" w:line="240" w:lineRule="auto"/>
+              <w:spacing w:before="0" w:after="0" w:line="245" w:lineRule="auto"/>
             </w:pPr>
             <w:r/>
             <w:r>
               <w:rPr>
-                <w:rFonts w:ascii="Arial" w:hAnsi="Arial" w:eastAsia="Arial"/>
+                <w:rFonts w:ascii="Arial" w:hAnsi="Arial" w:eastAsia="Arial" w:cs="Arial"/>
                 <w:b/>
+                <w:color w:val="25282B"/>
                 <w:sz w:val="17"/>
               </w:rPr>
               <w:t>Eğilimler</w:t>
@@ -548,27 +1008,35 @@
         </w:tc>
         <w:tc>
           <w:tcPr>
-            <w:tcW w:type="dxa" w:w="9185"/>
-            <w:vAlign w:val="center"/>
-            <w:gridSpan w:val="3"/>
+            <w:tcW w:type="dxa" w:w="7711"/>
+            <w:vAlign w:val="top"/>
+            <w:shd w:fill="FFFFFF"/>
             <w:tcMar>
-              <w:top w:w="55" w:type="dxa"/>
-              <w:start w:w="70" w:type="dxa"/>
-              <w:bottom w:w="55" w:type="dxa"/>
-              <w:end w:w="70" w:type="dxa"/>
+              <w:top w:w="72" w:type="dxa"/>
+              <w:start w:w="95" w:type="dxa"/>
+              <w:bottom w:w="72" w:type="dxa"/>
+              <w:end w:w="95" w:type="dxa"/>
             </w:tcMar>
+            <w:tcBorders>
+              <w:top w:val="single" w:sz="4" w:color="B7BCC2"/>
+              <w:left w:val="single" w:sz="4" w:color="B7BCC2"/>
+              <w:bottom w:val="single" w:sz="4" w:color="B7BCC2"/>
+              <w:right w:val="single" w:sz="4" w:color="B7BCC2"/>
+            </w:tcBorders>
           </w:tcPr>
           <w:p>
             <w:pPr>
-              <w:spacing w:before="0" w:after="0" w:line="240" w:lineRule="auto"/>
+              <w:spacing w:before="0" w:after="0" w:line="245" w:lineRule="auto"/>
             </w:pPr>
+            <w:r/>
             <w:r>
               <w:rPr>
-                <w:rFonts w:ascii="Arial" w:hAnsi="Arial"/>
+                <w:rFonts w:ascii="Arial" w:hAnsi="Arial" w:eastAsia="Arial" w:cs="Arial"/>
                 <w:b w:val="0"/>
+                <w:color w:val="25282B"/>
                 <w:sz w:val="17"/>
               </w:rPr>
-              <w:t>E1.1. Merak, E3.8. Soru Sorma, E3.10. Eleştirel Bakma</w:t>
+              <w:t>E1.1. Merak, E1.2. Bağımsızlık, E2.1. Empati, E2.2. Sorumluluk, E2.5. Oyunseverlik, E3.5. Açık Fikirlilik, E3.7. Sistematiklik, E3.8. Soru Sorma, E3.10. Eleştirel Bakma</w:t>
             </w:r>
           </w:p>
         </w:tc>
@@ -579,25 +1047,32 @@
         </w:trPr>
         <w:tc>
           <w:tcPr>
-            <w:tcW w:type="dxa" w:w="1814"/>
-            <w:vAlign w:val="center"/>
+            <w:tcW w:type="dxa" w:w="2523"/>
+            <w:vAlign w:val="top"/>
+            <w:shd w:fill="F1F2F3"/>
             <w:tcMar>
-              <w:top w:w="55" w:type="dxa"/>
-              <w:start w:w="70" w:type="dxa"/>
-              <w:bottom w:w="55" w:type="dxa"/>
-              <w:end w:w="70" w:type="dxa"/>
+              <w:top w:w="72" w:type="dxa"/>
+              <w:start w:w="95" w:type="dxa"/>
+              <w:bottom w:w="72" w:type="dxa"/>
+              <w:end w:w="95" w:type="dxa"/>
             </w:tcMar>
-            <w:shd w:fill="D9EAF7"/>
+            <w:tcBorders>
+              <w:top w:val="single" w:sz="4" w:color="B7BCC2"/>
+              <w:left w:val="single" w:sz="4" w:color="B7BCC2"/>
+              <w:bottom w:val="single" w:sz="4" w:color="B7BCC2"/>
+              <w:right w:val="single" w:sz="4" w:color="B7BCC2"/>
+            </w:tcBorders>
           </w:tcPr>
           <w:p>
             <w:pPr>
-              <w:spacing w:after="0" w:before="0" w:line="240" w:lineRule="auto"/>
+              <w:spacing w:before="0" w:after="0" w:line="245" w:lineRule="auto"/>
             </w:pPr>
             <w:r/>
             <w:r>
               <w:rPr>
-                <w:rFonts w:ascii="Arial" w:hAnsi="Arial" w:eastAsia="Arial"/>
+                <w:rFonts w:ascii="Arial" w:hAnsi="Arial" w:eastAsia="Arial" w:cs="Arial"/>
                 <w:b/>
+                <w:color w:val="25282B"/>
                 <w:sz w:val="17"/>
               </w:rPr>
               <w:t>Anahtar Kavramlar</w:t>
@@ -606,27 +1081,35 @@
         </w:tc>
         <w:tc>
           <w:tcPr>
-            <w:tcW w:type="dxa" w:w="9185"/>
-            <w:vAlign w:val="center"/>
-            <w:gridSpan w:val="3"/>
+            <w:tcW w:type="dxa" w:w="7711"/>
+            <w:vAlign w:val="top"/>
+            <w:shd w:fill="FFFFFF"/>
             <w:tcMar>
-              <w:top w:w="55" w:type="dxa"/>
-              <w:start w:w="70" w:type="dxa"/>
-              <w:bottom w:w="55" w:type="dxa"/>
-              <w:end w:w="70" w:type="dxa"/>
+              <w:top w:w="72" w:type="dxa"/>
+              <w:start w:w="95" w:type="dxa"/>
+              <w:bottom w:w="72" w:type="dxa"/>
+              <w:end w:w="95" w:type="dxa"/>
             </w:tcMar>
+            <w:tcBorders>
+              <w:top w:val="single" w:sz="4" w:color="B7BCC2"/>
+              <w:left w:val="single" w:sz="4" w:color="B7BCC2"/>
+              <w:bottom w:val="single" w:sz="4" w:color="B7BCC2"/>
+              <w:right w:val="single" w:sz="4" w:color="B7BCC2"/>
+            </w:tcBorders>
           </w:tcPr>
           <w:p>
             <w:pPr>
-              <w:spacing w:before="0" w:after="0" w:line="240" w:lineRule="auto"/>
+              <w:spacing w:before="0" w:after="0" w:line="245" w:lineRule="auto"/>
             </w:pPr>
+            <w:r/>
             <w:r>
               <w:rPr>
-                <w:rFonts w:ascii="Arial" w:hAnsi="Arial"/>
+                <w:rFonts w:ascii="Arial" w:hAnsi="Arial" w:eastAsia="Arial" w:cs="Arial"/>
                 <w:b w:val="0"/>
+                <w:color w:val="25282B"/>
                 <w:sz w:val="17"/>
               </w:rPr>
-              <w:t>yapay zekâ, doğal zekâ, bilgi, güvenilir kaynak, donanım, yazılım, bilgisayar sistemi, işlemci, bellek, depolama, bit, byte</w:t>
+              <w:t>yapay zekâ, doğrulama, güvenilir kaynak, donanım, yazılım, işlemci, bellek, depolama</w:t>
             </w:r>
           </w:p>
         </w:tc>
@@ -637,25 +1120,32 @@
         </w:trPr>
         <w:tc>
           <w:tcPr>
-            <w:tcW w:type="dxa" w:w="1814"/>
-            <w:vAlign w:val="center"/>
+            <w:tcW w:type="dxa" w:w="2523"/>
+            <w:vAlign w:val="top"/>
+            <w:shd w:fill="F1F2F3"/>
             <w:tcMar>
-              <w:top w:w="55" w:type="dxa"/>
-              <w:start w:w="70" w:type="dxa"/>
-              <w:bottom w:w="55" w:type="dxa"/>
-              <w:end w:w="70" w:type="dxa"/>
+              <w:top w:w="72" w:type="dxa"/>
+              <w:start w:w="95" w:type="dxa"/>
+              <w:bottom w:w="72" w:type="dxa"/>
+              <w:end w:w="95" w:type="dxa"/>
             </w:tcMar>
-            <w:shd w:fill="D9EAF7"/>
+            <w:tcBorders>
+              <w:top w:val="single" w:sz="4" w:color="B7BCC2"/>
+              <w:left w:val="single" w:sz="4" w:color="B7BCC2"/>
+              <w:bottom w:val="single" w:sz="4" w:color="B7BCC2"/>
+              <w:right w:val="single" w:sz="4" w:color="B7BCC2"/>
+            </w:tcBorders>
           </w:tcPr>
           <w:p>
             <w:pPr>
-              <w:spacing w:after="0" w:before="0" w:line="240" w:lineRule="auto"/>
+              <w:spacing w:before="0" w:after="0" w:line="245" w:lineRule="auto"/>
             </w:pPr>
             <w:r/>
             <w:r>
               <w:rPr>
-                <w:rFonts w:ascii="Arial" w:hAnsi="Arial" w:eastAsia="Arial"/>
+                <w:rFonts w:ascii="Arial" w:hAnsi="Arial" w:eastAsia="Arial" w:cs="Arial"/>
                 <w:b/>
+                <w:color w:val="25282B"/>
                 <w:sz w:val="17"/>
               </w:rPr>
               <w:t>Öğrenme Çıktısı ve</w:t>
@@ -666,129 +1156,145 @@
         </w:tc>
         <w:tc>
           <w:tcPr>
-            <w:tcW w:type="dxa" w:w="9185"/>
-            <w:vAlign w:val="center"/>
-            <w:gridSpan w:val="3"/>
+            <w:tcW w:type="dxa" w:w="7711"/>
+            <w:vAlign w:val="top"/>
+            <w:shd w:fill="FFFFFF"/>
             <w:tcMar>
-              <w:top w:w="55" w:type="dxa"/>
-              <w:start w:w="70" w:type="dxa"/>
-              <w:bottom w:w="55" w:type="dxa"/>
-              <w:end w:w="70" w:type="dxa"/>
+              <w:top w:w="72" w:type="dxa"/>
+              <w:start w:w="95" w:type="dxa"/>
+              <w:bottom w:w="72" w:type="dxa"/>
+              <w:end w:w="95" w:type="dxa"/>
             </w:tcMar>
+            <w:tcBorders>
+              <w:top w:val="single" w:sz="4" w:color="B7BCC2"/>
+              <w:left w:val="single" w:sz="4" w:color="B7BCC2"/>
+              <w:bottom w:val="single" w:sz="4" w:color="B7BCC2"/>
+              <w:right w:val="single" w:sz="4" w:color="B7BCC2"/>
+            </w:tcBorders>
           </w:tcPr>
           <w:p>
             <w:pPr>
-              <w:spacing w:before="0" w:after="0" w:line="240" w:lineRule="auto"/>
+              <w:spacing w:before="0" w:after="22" w:line="245" w:lineRule="auto"/>
             </w:pPr>
+            <w:r/>
             <w:r>
               <w:rPr>
-                <w:rFonts w:ascii="Arial" w:hAnsi="Arial"/>
-                <w:b w:val="0"/>
-                <w:sz w:val="16"/>
+                <w:rFonts w:ascii="Arial" w:hAnsi="Arial" w:eastAsia="Arial" w:cs="Arial"/>
+                <w:b/>
+                <w:color w:val="25282B"/>
+                <w:sz w:val="17"/>
               </w:rPr>
               <w:t>BTY.5.1.4. Yapay zekâ ile ilgili temel kavramları ve özellikleri sorgulayabilme</w:t>
             </w:r>
           </w:p>
           <w:p>
             <w:pPr>
-              <w:spacing w:before="0" w:after="0" w:line="240" w:lineRule="auto"/>
+              <w:spacing w:before="0" w:after="22" w:line="245" w:lineRule="auto"/>
             </w:pPr>
             <w:r>
               <w:rPr>
-                <w:rFonts w:ascii="Arial" w:hAnsi="Arial"/>
+                <w:rFonts w:ascii="Arial" w:hAnsi="Arial" w:eastAsia="Arial" w:cs="Arial"/>
                 <w:b w:val="0"/>
-                <w:sz w:val="16"/>
+                <w:color w:val="25282B"/>
+                <w:sz w:val="17"/>
               </w:rPr>
               <w:t>a) Yapay zekâ ile ilgili temel kavram ve özelliklere ilişkin merak ettiği konuları tanımlar.</w:t>
             </w:r>
           </w:p>
           <w:p>
             <w:pPr>
-              <w:spacing w:before="0" w:after="0" w:line="240" w:lineRule="auto"/>
+              <w:spacing w:before="0" w:after="22" w:line="245" w:lineRule="auto"/>
             </w:pPr>
             <w:r>
               <w:rPr>
-                <w:rFonts w:ascii="Arial" w:hAnsi="Arial"/>
+                <w:rFonts w:ascii="Arial" w:hAnsi="Arial" w:eastAsia="Arial" w:cs="Arial"/>
                 <w:b w:val="0"/>
-                <w:sz w:val="16"/>
+                <w:color w:val="25282B"/>
+                <w:sz w:val="17"/>
               </w:rPr>
               <w:t>b) Yapay zekâ ile ilgili temel kavram ve özellikleri hakkında sorular sorar.</w:t>
             </w:r>
           </w:p>
           <w:p>
             <w:pPr>
-              <w:spacing w:before="0" w:after="0" w:line="240" w:lineRule="auto"/>
+              <w:spacing w:before="0" w:after="22" w:line="245" w:lineRule="auto"/>
             </w:pPr>
             <w:r>
               <w:rPr>
-                <w:rFonts w:ascii="Arial" w:hAnsi="Arial"/>
+                <w:rFonts w:ascii="Arial" w:hAnsi="Arial" w:eastAsia="Arial" w:cs="Arial"/>
                 <w:b w:val="0"/>
-                <w:sz w:val="16"/>
+                <w:color w:val="25282B"/>
+                <w:sz w:val="17"/>
               </w:rPr>
               <w:t>c) Yapay zekâ ile ilgili temel kavram ve özellikleri hakkında bilgi toplar.</w:t>
             </w:r>
           </w:p>
           <w:p>
             <w:pPr>
-              <w:spacing w:before="0" w:after="0" w:line="240" w:lineRule="auto"/>
+              <w:spacing w:before="0" w:after="22" w:line="245" w:lineRule="auto"/>
             </w:pPr>
             <w:r>
               <w:rPr>
-                <w:rFonts w:ascii="Arial" w:hAnsi="Arial"/>
+                <w:rFonts w:ascii="Arial" w:hAnsi="Arial" w:eastAsia="Arial" w:cs="Arial"/>
                 <w:b w:val="0"/>
-                <w:sz w:val="16"/>
+                <w:color w:val="25282B"/>
+                <w:sz w:val="17"/>
               </w:rPr>
               <w:t>ç) Yapay zekâ ile ilgili temel kavram ve özellikleri hakkında toplanan bilgilerin doğruluğunu değerlendirir.</w:t>
             </w:r>
           </w:p>
           <w:p>
             <w:pPr>
-              <w:spacing w:before="0" w:after="0" w:line="240" w:lineRule="auto"/>
+              <w:spacing w:before="0" w:after="22" w:line="245" w:lineRule="auto"/>
             </w:pPr>
             <w:r>
               <w:rPr>
-                <w:rFonts w:ascii="Arial" w:hAnsi="Arial"/>
+                <w:rFonts w:ascii="Arial" w:hAnsi="Arial" w:eastAsia="Arial" w:cs="Arial"/>
                 <w:b w:val="0"/>
-                <w:sz w:val="16"/>
+                <w:color w:val="25282B"/>
+                <w:sz w:val="17"/>
               </w:rPr>
               <w:t>d) Yapay zekânın olası etkilerine ilişkin topladığı bilgiler üzerinden çıkarım yapar.</w:t>
             </w:r>
           </w:p>
           <w:p>
             <w:pPr>
-              <w:spacing w:before="0" w:after="0" w:line="240" w:lineRule="auto"/>
+              <w:spacing w:before="0" w:after="22" w:line="245" w:lineRule="auto"/>
             </w:pPr>
             <w:r>
               <w:rPr>
-                <w:rFonts w:ascii="Arial" w:hAnsi="Arial"/>
+                <w:rFonts w:ascii="Arial" w:hAnsi="Arial" w:eastAsia="Arial" w:cs="Arial"/>
                 <w:b w:val="0"/>
-                <w:sz w:val="16"/>
+                <w:color w:val="25282B"/>
+                <w:sz w:val="17"/>
               </w:rPr>
               <w:t>BTY.5.1.5. Bilgisayar sistemlerini çözümleyebilme</w:t>
             </w:r>
           </w:p>
           <w:p>
             <w:pPr>
-              <w:spacing w:before="0" w:after="0" w:line="240" w:lineRule="auto"/>
+              <w:spacing w:before="0" w:after="22" w:line="245" w:lineRule="auto"/>
             </w:pPr>
             <w:r>
               <w:rPr>
-                <w:rFonts w:ascii="Arial" w:hAnsi="Arial"/>
+                <w:rFonts w:ascii="Arial" w:hAnsi="Arial" w:eastAsia="Arial" w:cs="Arial"/>
                 <w:b w:val="0"/>
-                <w:sz w:val="16"/>
+                <w:color w:val="25282B"/>
+                <w:sz w:val="17"/>
               </w:rPr>
               <w:t>a) Bilgisayar sistemlerinin temel bileşenlerini belirler.</w:t>
             </w:r>
           </w:p>
           <w:p>
             <w:pPr>
-              <w:spacing w:before="0" w:after="0" w:line="240" w:lineRule="auto"/>
+              <w:spacing w:before="0" w:after="22" w:line="245" w:lineRule="auto"/>
             </w:pPr>
             <w:r>
               <w:rPr>
-                <w:rFonts w:ascii="Arial" w:hAnsi="Arial"/>
+                <w:rFonts w:ascii="Arial" w:hAnsi="Arial" w:eastAsia="Arial" w:cs="Arial"/>
                 <w:b w:val="0"/>
-                <w:sz w:val="16"/>
+                <w:color w:val="25282B"/>
+                <w:sz w:val="17"/>
               </w:rPr>
               <w:t>b) Bilgisayar sistemlerinin temel bileşenleri arasındaki ilişkileri belirler.</w:t>
             </w:r>
@@ -801,25 +1307,32 @@
         </w:trPr>
         <w:tc>
           <w:tcPr>
-            <w:tcW w:type="dxa" w:w="1814"/>
-            <w:vAlign w:val="center"/>
+            <w:tcW w:type="dxa" w:w="2523"/>
+            <w:vAlign w:val="top"/>
+            <w:shd w:fill="F1F2F3"/>
             <w:tcMar>
-              <w:top w:w="55" w:type="dxa"/>
-              <w:start w:w="70" w:type="dxa"/>
-              <w:bottom w:w="55" w:type="dxa"/>
-              <w:end w:w="70" w:type="dxa"/>
+              <w:top w:w="72" w:type="dxa"/>
+              <w:start w:w="95" w:type="dxa"/>
+              <w:bottom w:w="72" w:type="dxa"/>
+              <w:end w:w="95" w:type="dxa"/>
             </w:tcMar>
-            <w:shd w:fill="D9EAF7"/>
+            <w:tcBorders>
+              <w:top w:val="single" w:sz="4" w:color="B7BCC2"/>
+              <w:left w:val="single" w:sz="4" w:color="B7BCC2"/>
+              <w:bottom w:val="single" w:sz="4" w:color="B7BCC2"/>
+              <w:right w:val="single" w:sz="4" w:color="B7BCC2"/>
+            </w:tcBorders>
           </w:tcPr>
           <w:p>
             <w:pPr>
-              <w:spacing w:after="0" w:before="0" w:line="240" w:lineRule="auto"/>
+              <w:spacing w:before="0" w:after="0" w:line="245" w:lineRule="auto"/>
             </w:pPr>
             <w:r/>
             <w:r>
               <w:rPr>
-                <w:rFonts w:ascii="Arial" w:hAnsi="Arial" w:eastAsia="Arial"/>
+                <w:rFonts w:ascii="Arial" w:hAnsi="Arial" w:eastAsia="Arial" w:cs="Arial"/>
                 <w:b/>
+                <w:color w:val="25282B"/>
                 <w:sz w:val="17"/>
               </w:rPr>
               <w:t>Yöntem / Teknik</w:t>
@@ -828,167 +1341,35 @@
         </w:tc>
         <w:tc>
           <w:tcPr>
-            <w:tcW w:type="dxa" w:w="3969"/>
-            <w:vAlign w:val="center"/>
+            <w:tcW w:type="dxa" w:w="7711"/>
+            <w:vAlign w:val="top"/>
+            <w:shd w:fill="FFFFFF"/>
             <w:tcMar>
-              <w:top w:w="55" w:type="dxa"/>
-              <w:start w:w="70" w:type="dxa"/>
-              <w:bottom w:w="55" w:type="dxa"/>
-              <w:end w:w="70" w:type="dxa"/>
+              <w:top w:w="72" w:type="dxa"/>
+              <w:start w:w="95" w:type="dxa"/>
+              <w:bottom w:w="72" w:type="dxa"/>
+              <w:end w:w="95" w:type="dxa"/>
             </w:tcMar>
+            <w:tcBorders>
+              <w:top w:val="single" w:sz="4" w:color="B7BCC2"/>
+              <w:left w:val="single" w:sz="4" w:color="B7BCC2"/>
+              <w:bottom w:val="single" w:sz="4" w:color="B7BCC2"/>
+              <w:right w:val="single" w:sz="4" w:color="B7BCC2"/>
+            </w:tcBorders>
           </w:tcPr>
           <w:p>
             <w:pPr>
-              <w:spacing w:before="0" w:after="0" w:line="240" w:lineRule="auto"/>
-            </w:pPr>
-            <w:r>
-              <w:rPr>
-                <w:rFonts w:ascii="Arial" w:hAnsi="Arial"/>
-                <w:b w:val="0"/>
-                <w:sz w:val="17"/>
-              </w:rPr>
-              <w:t>İş birlikli öğrenme, kaynak doğrulama, bilgi kartı inceleme, karşılaştırma, küçük grup tartışması, kavram eşleştirme, sistem akışı oluşturma, çıkış bileti</w:t>
-            </w:r>
-          </w:p>
-        </w:tc>
-        <w:tc>
-          <w:tcPr>
-            <w:tcW w:type="dxa" w:w="1361"/>
-            <w:vAlign w:val="center"/>
-            <w:tcMar>
-              <w:top w:w="55" w:type="dxa"/>
-              <w:start w:w="70" w:type="dxa"/>
-              <w:bottom w:w="55" w:type="dxa"/>
-              <w:end w:w="70" w:type="dxa"/>
-            </w:tcMar>
-            <w:shd w:fill="D9EAF7"/>
-          </w:tcPr>
-          <w:p>
-            <w:pPr>
-              <w:spacing w:after="0" w:before="0" w:line="240" w:lineRule="auto"/>
+              <w:spacing w:before="0" w:after="0" w:line="245" w:lineRule="auto"/>
             </w:pPr>
             <w:r/>
             <w:r>
               <w:rPr>
-                <w:rFonts w:ascii="Arial" w:hAnsi="Arial" w:eastAsia="Arial"/>
-                <w:b/>
+                <w:rFonts w:ascii="Arial" w:hAnsi="Arial" w:eastAsia="Arial" w:cs="Arial"/>
+                <w:b w:val="0"/>
+                <w:color w:val="25282B"/>
                 <w:sz w:val="17"/>
               </w:rPr>
-              <w:t>Araç-Gereç / Materyal</w:t>
-            </w:r>
-          </w:p>
-        </w:tc>
-        <w:tc>
-          <w:tcPr>
-            <w:tcW w:type="dxa" w:w="3855"/>
-            <w:vAlign w:val="center"/>
-            <w:tcMar>
-              <w:top w:w="55" w:type="dxa"/>
-              <w:start w:w="70" w:type="dxa"/>
-              <w:bottom w:w="55" w:type="dxa"/>
-              <w:end w:w="70" w:type="dxa"/>
-            </w:tcMar>
-          </w:tcPr>
-          <w:p>
-            <w:pPr>
-              <w:spacing w:before="0" w:after="0" w:line="240" w:lineRule="auto"/>
-            </w:pPr>
-            <w:r>
-              <w:rPr>
-                <w:rFonts w:ascii="Arial" w:hAnsi="Arial"/>
-                <w:b w:val="0"/>
-                <w:sz w:val="17"/>
-              </w:rPr>
-              <w:t>Yapay zekâ doğru/yanlış bilgi kartları, öğretmen tarafından seçilmiş güvenilir kaynaklar veya basılı bilgi föyleri, etki senaryosu kartları, bilgisayar sistemi bileşen görselleri/kartları, varsa örnek donanımlar, etkileşimli tahta/projeksiyon</w:t>
-            </w:r>
-          </w:p>
-        </w:tc>
-      </w:tr>
-    </w:tbl>
-    <w:p>
-      <w:pPr>
-        <w:pStyle w:val="SectionHead"/>
-        <w:jc w:val="left"/>
-      </w:pPr>
-      <w:r>
-        <w:rPr>
-          <w:color w:val="1F4E78"/>
-        </w:rPr>
-        <w:t>II. BÖLÜM: PROGRAMLAR ARASI BİLEŞENLER</w:t>
-      </w:r>
-    </w:p>
-    <w:tbl>
-      <w:tblPr>
-        <w:tblW w:type="auto" w:w="0"/>
-        <w:jc w:val="center"/>
-        <w:tblLayout w:type="fixed"/>
-        <w:tblLook w:firstColumn="1" w:firstRow="1" w:lastColumn="0" w:lastRow="0" w:noHBand="0" w:noVBand="1" w:val="04A0"/>
-        <w:tblBorders>
-          <w:top w:val="single" w:sz="5" w:color="7F8C8D"/>
-          <w:left w:val="single" w:sz="5" w:color="7F8C8D"/>
-          <w:bottom w:val="single" w:sz="5" w:color="7F8C8D"/>
-          <w:right w:val="single" w:sz="5" w:color="7F8C8D"/>
-          <w:insideH w:val="single" w:sz="5" w:color="7F8C8D"/>
-          <w:insideV w:val="single" w:sz="5" w:color="7F8C8D"/>
-        </w:tblBorders>
-      </w:tblPr>
-      <w:tblGrid>
-        <w:gridCol w:w="5273"/>
-        <w:gridCol w:w="5273"/>
-      </w:tblGrid>
-      <w:tr>
-        <w:trPr>
-          <w:cantSplit/>
-        </w:trPr>
-        <w:tc>
-          <w:tcPr>
-            <w:tcW w:type="dxa" w:w="2438"/>
-            <w:vAlign w:val="center"/>
-            <w:tcMar>
-              <w:top w:w="55" w:type="dxa"/>
-              <w:start w:w="70" w:type="dxa"/>
-              <w:bottom w:w="55" w:type="dxa"/>
-              <w:end w:w="70" w:type="dxa"/>
-            </w:tcMar>
-            <w:shd w:fill="D9EAF7"/>
-          </w:tcPr>
-          <w:p>
-            <w:pPr>
-              <w:spacing w:after="0" w:before="0" w:line="240" w:lineRule="auto"/>
-            </w:pPr>
-            <w:r/>
-            <w:r>
-              <w:rPr>
-                <w:rFonts w:ascii="Arial" w:hAnsi="Arial" w:eastAsia="Arial"/>
-                <w:b/>
-                <w:sz w:val="17"/>
-              </w:rPr>
-              <w:t>Sosyal-Duygusal Öğrenme Becerileri</w:t>
-            </w:r>
-          </w:p>
-        </w:tc>
-        <w:tc>
-          <w:tcPr>
-            <w:tcW w:type="dxa" w:w="8561"/>
-            <w:vAlign w:val="center"/>
-            <w:tcMar>
-              <w:top w:w="55" w:type="dxa"/>
-              <w:start w:w="70" w:type="dxa"/>
-              <w:bottom w:w="55" w:type="dxa"/>
-              <w:end w:w="70" w:type="dxa"/>
-            </w:tcMar>
-          </w:tcPr>
-          <w:p>
-            <w:pPr>
-              <w:spacing w:before="0" w:after="0" w:line="240" w:lineRule="auto"/>
-            </w:pPr>
-            <w:r>
-              <w:rPr>
-                <w:rFonts w:ascii="Arial" w:hAnsi="Arial"/>
-                <w:b w:val="0"/>
-                <w:sz w:val="17"/>
-              </w:rPr>
-              <w:t>SDB2.2. İş Birliği, SDB3.3. Sorumlu Karar Verme, SDB2.1. İletişim</w:t>
+              <w:t>Sorgulama, tartışma, örnek olay, sınıflandırma, eşli çalışma</w:t>
             </w:r>
           </w:p>
         </w:tc>
@@ -999,53 +1380,205 @@
         </w:trPr>
         <w:tc>
           <w:tcPr>
-            <w:tcW w:type="dxa" w:w="2438"/>
-            <w:vAlign w:val="center"/>
+            <w:tcW w:type="dxa" w:w="2523"/>
+            <w:vAlign w:val="top"/>
+            <w:shd w:fill="F1F2F3"/>
             <w:tcMar>
-              <w:top w:w="55" w:type="dxa"/>
-              <w:start w:w="70" w:type="dxa"/>
-              <w:bottom w:w="55" w:type="dxa"/>
-              <w:end w:w="70" w:type="dxa"/>
+              <w:top w:w="72" w:type="dxa"/>
+              <w:start w:w="95" w:type="dxa"/>
+              <w:bottom w:w="72" w:type="dxa"/>
+              <w:end w:w="95" w:type="dxa"/>
             </w:tcMar>
-            <w:shd w:fill="D9EAF7"/>
+            <w:tcBorders>
+              <w:top w:val="single" w:sz="4" w:color="B7BCC2"/>
+              <w:left w:val="single" w:sz="4" w:color="B7BCC2"/>
+              <w:bottom w:val="single" w:sz="4" w:color="B7BCC2"/>
+              <w:right w:val="single" w:sz="4" w:color="B7BCC2"/>
+            </w:tcBorders>
           </w:tcPr>
           <w:p>
             <w:pPr>
-              <w:spacing w:after="0" w:before="0" w:line="240" w:lineRule="auto"/>
+              <w:spacing w:before="0" w:after="0" w:line="245" w:lineRule="auto"/>
             </w:pPr>
             <w:r/>
             <w:r>
               <w:rPr>
-                <w:rFonts w:ascii="Arial" w:hAnsi="Arial" w:eastAsia="Arial"/>
+                <w:rFonts w:ascii="Arial" w:hAnsi="Arial" w:eastAsia="Arial" w:cs="Arial"/>
                 <w:b/>
+                <w:color w:val="25282B"/>
                 <w:sz w:val="17"/>
               </w:rPr>
-              <w:t>Değerler</w:t>
+              <w:t>Araç-Gereç / Materyal</w:t>
             </w:r>
           </w:p>
         </w:tc>
         <w:tc>
           <w:tcPr>
-            <w:tcW w:type="dxa" w:w="8561"/>
-            <w:vAlign w:val="center"/>
+            <w:tcW w:type="dxa" w:w="7711"/>
+            <w:vAlign w:val="top"/>
+            <w:shd w:fill="FFFFFF"/>
             <w:tcMar>
-              <w:top w:w="55" w:type="dxa"/>
-              <w:start w:w="70" w:type="dxa"/>
-              <w:bottom w:w="55" w:type="dxa"/>
-              <w:end w:w="70" w:type="dxa"/>
+              <w:top w:w="72" w:type="dxa"/>
+              <w:start w:w="95" w:type="dxa"/>
+              <w:bottom w:w="72" w:type="dxa"/>
+              <w:end w:w="95" w:type="dxa"/>
             </w:tcMar>
+            <w:tcBorders>
+              <w:top w:val="single" w:sz="4" w:color="B7BCC2"/>
+              <w:left w:val="single" w:sz="4" w:color="B7BCC2"/>
+              <w:bottom w:val="single" w:sz="4" w:color="B7BCC2"/>
+              <w:right w:val="single" w:sz="4" w:color="B7BCC2"/>
+            </w:tcBorders>
           </w:tcPr>
           <w:p>
             <w:pPr>
-              <w:spacing w:before="0" w:after="0" w:line="240" w:lineRule="auto"/>
+              <w:spacing w:before="0" w:after="0" w:line="245" w:lineRule="auto"/>
+            </w:pPr>
+            <w:r/>
+            <w:r>
+              <w:rPr>
+                <w:rFonts w:ascii="Arial" w:hAnsi="Arial" w:eastAsia="Arial" w:cs="Arial"/>
+                <w:b w:val="0"/>
+                <w:color w:val="25282B"/>
+                <w:sz w:val="17"/>
+              </w:rPr>
+              <w:t>Doğru/yanlış bilgi kartları, bilgisayar bileşeni görselleri veya gerçek donanım örnekleri, çalışma kâğıdı</w:t>
+            </w:r>
+          </w:p>
+        </w:tc>
+      </w:tr>
+    </w:tbl>
+    <w:p>
+      <w:pPr>
+        <w:widowControl/>
+        <w:spacing w:after="0"/>
+      </w:pPr>
+    </w:p>
+    <w:tbl>
+      <w:tblPr>
+        <w:tblW w:type="auto" w:w="0"/>
+        <w:jc w:val="center"/>
+        <w:tblLayout w:type="fixed"/>
+        <w:tblLook w:firstColumn="1" w:firstRow="1" w:lastColumn="0" w:lastRow="0" w:noHBand="0" w:noVBand="1" w:val="04A0"/>
+      </w:tblPr>
+      <w:tblGrid>
+        <w:gridCol w:w="10234"/>
+      </w:tblGrid>
+      <w:tr>
+        <w:tc>
+          <w:tcPr>
+            <w:tcW w:type="dxa" w:w="10234"/>
+            <w:shd w:fill="D9D9D9"/>
+            <w:tcMar>
+              <w:top w:w="65" w:type="dxa"/>
+              <w:start w:w="100" w:type="dxa"/>
+              <w:bottom w:w="65" w:type="dxa"/>
+              <w:end w:w="100" w:type="dxa"/>
+            </w:tcMar>
+            <w:tcBorders>
+              <w:top w:val="single" w:sz="5" w:color="8F949A"/>
+              <w:left w:val="single" w:sz="5" w:color="8F949A"/>
+              <w:bottom w:val="single" w:sz="5" w:color="8F949A"/>
+              <w:right w:val="single" w:sz="5" w:color="8F949A"/>
+            </w:tcBorders>
+          </w:tcPr>
+          <w:p>
+            <w:pPr>
+              <w:spacing w:after="0"/>
             </w:pPr>
             <w:r>
               <w:rPr>
-                <w:rFonts w:ascii="Arial" w:hAnsi="Arial"/>
-                <w:b w:val="0"/>
+                <w:rFonts w:ascii="Arial" w:hAnsi="Arial" w:eastAsia="Arial" w:cs="Arial"/>
+                <w:b/>
+                <w:color w:val="25282B"/>
+                <w:sz w:val="18"/>
+              </w:rPr>
+              <w:t>II. BÖLÜM: PROGRAMLAR ARASI BİLEŞENLER</w:t>
+            </w:r>
+          </w:p>
+        </w:tc>
+      </w:tr>
+    </w:tbl>
+    <w:tbl>
+      <w:tblPr>
+        <w:tblW w:type="auto" w:w="0"/>
+        <w:jc w:val="center"/>
+        <w:tblLayout w:type="fixed"/>
+        <w:tblLook w:firstColumn="1" w:firstRow="1" w:lastColumn="0" w:lastRow="0" w:noHBand="0" w:noVBand="1" w:val="04A0"/>
+      </w:tblPr>
+      <w:tblGrid>
+        <w:gridCol w:w="2523"/>
+        <w:gridCol w:w="7711"/>
+      </w:tblGrid>
+      <w:tr>
+        <w:trPr>
+          <w:cantSplit/>
+        </w:trPr>
+        <w:tc>
+          <w:tcPr>
+            <w:tcW w:type="dxa" w:w="2523"/>
+            <w:vAlign w:val="top"/>
+            <w:shd w:fill="F1F2F3"/>
+            <w:tcMar>
+              <w:top w:w="72" w:type="dxa"/>
+              <w:start w:w="95" w:type="dxa"/>
+              <w:bottom w:w="72" w:type="dxa"/>
+              <w:end w:w="95" w:type="dxa"/>
+            </w:tcMar>
+            <w:tcBorders>
+              <w:top w:val="single" w:sz="4" w:color="B7BCC2"/>
+              <w:left w:val="single" w:sz="4" w:color="B7BCC2"/>
+              <w:bottom w:val="single" w:sz="4" w:color="B7BCC2"/>
+              <w:right w:val="single" w:sz="4" w:color="B7BCC2"/>
+            </w:tcBorders>
+          </w:tcPr>
+          <w:p>
+            <w:pPr>
+              <w:spacing w:before="0" w:after="0" w:line="245" w:lineRule="auto"/>
+            </w:pPr>
+            <w:r/>
+            <w:r>
+              <w:rPr>
+                <w:rFonts w:ascii="Arial" w:hAnsi="Arial" w:eastAsia="Arial" w:cs="Arial"/>
+                <w:b/>
+                <w:color w:val="25282B"/>
                 <w:sz w:val="17"/>
               </w:rPr>
-              <w:t>D14. Saygı, D16. Sorumluluk</w:t>
+              <w:t>Sosyal-Duygusal Öğrenme Becerileri</w:t>
+            </w:r>
+          </w:p>
+        </w:tc>
+        <w:tc>
+          <w:tcPr>
+            <w:tcW w:type="dxa" w:w="7711"/>
+            <w:vAlign w:val="top"/>
+            <w:shd w:fill="FFFFFF"/>
+            <w:tcMar>
+              <w:top w:w="72" w:type="dxa"/>
+              <w:start w:w="95" w:type="dxa"/>
+              <w:bottom w:w="72" w:type="dxa"/>
+              <w:end w:w="95" w:type="dxa"/>
+            </w:tcMar>
+            <w:tcBorders>
+              <w:top w:val="single" w:sz="4" w:color="B7BCC2"/>
+              <w:left w:val="single" w:sz="4" w:color="B7BCC2"/>
+              <w:bottom w:val="single" w:sz="4" w:color="B7BCC2"/>
+              <w:right w:val="single" w:sz="4" w:color="B7BCC2"/>
+            </w:tcBorders>
+          </w:tcPr>
+          <w:p>
+            <w:pPr>
+              <w:spacing w:before="0" w:after="0" w:line="245" w:lineRule="auto"/>
+            </w:pPr>
+            <w:r/>
+            <w:r>
+              <w:rPr>
+                <w:rFonts w:ascii="Arial" w:hAnsi="Arial" w:eastAsia="Arial" w:cs="Arial"/>
+                <w:b w:val="0"/>
+                <w:color w:val="25282B"/>
+                <w:sz w:val="17"/>
+              </w:rPr>
+              <w:t>SDB2.2 İş Birliği, SDB3.3 Sorumlu Karar Verme</w:t>
             </w:r>
           </w:p>
         </w:tc>
@@ -1056,53 +1589,69 @@
         </w:trPr>
         <w:tc>
           <w:tcPr>
-            <w:tcW w:type="dxa" w:w="2438"/>
-            <w:vAlign w:val="center"/>
+            <w:tcW w:type="dxa" w:w="2523"/>
+            <w:vAlign w:val="top"/>
+            <w:shd w:fill="F1F2F3"/>
             <w:tcMar>
-              <w:top w:w="55" w:type="dxa"/>
-              <w:start w:w="70" w:type="dxa"/>
-              <w:bottom w:w="55" w:type="dxa"/>
-              <w:end w:w="70" w:type="dxa"/>
+              <w:top w:w="72" w:type="dxa"/>
+              <w:start w:w="95" w:type="dxa"/>
+              <w:bottom w:w="72" w:type="dxa"/>
+              <w:end w:w="95" w:type="dxa"/>
             </w:tcMar>
-            <w:shd w:fill="D9EAF7"/>
+            <w:tcBorders>
+              <w:top w:val="single" w:sz="4" w:color="B7BCC2"/>
+              <w:left w:val="single" w:sz="4" w:color="B7BCC2"/>
+              <w:bottom w:val="single" w:sz="4" w:color="B7BCC2"/>
+              <w:right w:val="single" w:sz="4" w:color="B7BCC2"/>
+            </w:tcBorders>
           </w:tcPr>
           <w:p>
             <w:pPr>
-              <w:spacing w:after="0" w:before="0" w:line="240" w:lineRule="auto"/>
+              <w:spacing w:before="0" w:after="0" w:line="245" w:lineRule="auto"/>
             </w:pPr>
             <w:r/>
             <w:r>
               <w:rPr>
-                <w:rFonts w:ascii="Arial" w:hAnsi="Arial" w:eastAsia="Arial"/>
+                <w:rFonts w:ascii="Arial" w:hAnsi="Arial" w:eastAsia="Arial" w:cs="Arial"/>
                 <w:b/>
+                <w:color w:val="25282B"/>
                 <w:sz w:val="17"/>
               </w:rPr>
-              <w:t>Okuryazarlık Becerileri</w:t>
+              <w:t>Değerler</w:t>
             </w:r>
           </w:p>
         </w:tc>
         <w:tc>
           <w:tcPr>
-            <w:tcW w:type="dxa" w:w="8561"/>
-            <w:vAlign w:val="center"/>
+            <w:tcW w:type="dxa" w:w="7711"/>
+            <w:vAlign w:val="top"/>
+            <w:shd w:fill="FFFFFF"/>
             <w:tcMar>
-              <w:top w:w="55" w:type="dxa"/>
-              <w:start w:w="70" w:type="dxa"/>
-              <w:bottom w:w="55" w:type="dxa"/>
-              <w:end w:w="70" w:type="dxa"/>
+              <w:top w:w="72" w:type="dxa"/>
+              <w:start w:w="95" w:type="dxa"/>
+              <w:bottom w:w="72" w:type="dxa"/>
+              <w:end w:w="95" w:type="dxa"/>
             </w:tcMar>
+            <w:tcBorders>
+              <w:top w:val="single" w:sz="4" w:color="B7BCC2"/>
+              <w:left w:val="single" w:sz="4" w:color="B7BCC2"/>
+              <w:bottom w:val="single" w:sz="4" w:color="B7BCC2"/>
+              <w:right w:val="single" w:sz="4" w:color="B7BCC2"/>
+            </w:tcBorders>
           </w:tcPr>
           <w:p>
             <w:pPr>
-              <w:spacing w:before="0" w:after="0" w:line="240" w:lineRule="auto"/>
+              <w:spacing w:before="0" w:after="0" w:line="245" w:lineRule="auto"/>
             </w:pPr>
+            <w:r/>
             <w:r>
               <w:rPr>
-                <w:rFonts w:ascii="Arial" w:hAnsi="Arial"/>
+                <w:rFonts w:ascii="Arial" w:hAnsi="Arial" w:eastAsia="Arial" w:cs="Arial"/>
                 <w:b w:val="0"/>
+                <w:color w:val="25282B"/>
                 <w:sz w:val="17"/>
               </w:rPr>
-              <w:t>OB1. Bilgi Okuryazarlığı, OB2. Dijital Okuryazarlık (tema düzeyi)</w:t>
+              <w:t>D3 Çalışkanlık, D14 Saygı</w:t>
             </w:r>
           </w:p>
         </w:tc>
@@ -1113,25 +1662,105 @@
         </w:trPr>
         <w:tc>
           <w:tcPr>
-            <w:tcW w:type="dxa" w:w="2438"/>
-            <w:vAlign w:val="center"/>
+            <w:tcW w:type="dxa" w:w="2523"/>
+            <w:vAlign w:val="top"/>
+            <w:shd w:fill="F1F2F3"/>
             <w:tcMar>
-              <w:top w:w="55" w:type="dxa"/>
-              <w:start w:w="70" w:type="dxa"/>
-              <w:bottom w:w="55" w:type="dxa"/>
-              <w:end w:w="70" w:type="dxa"/>
+              <w:top w:w="72" w:type="dxa"/>
+              <w:start w:w="95" w:type="dxa"/>
+              <w:bottom w:w="72" w:type="dxa"/>
+              <w:end w:w="95" w:type="dxa"/>
             </w:tcMar>
-            <w:shd w:fill="D9EAF7"/>
+            <w:tcBorders>
+              <w:top w:val="single" w:sz="4" w:color="B7BCC2"/>
+              <w:left w:val="single" w:sz="4" w:color="B7BCC2"/>
+              <w:bottom w:val="single" w:sz="4" w:color="B7BCC2"/>
+              <w:right w:val="single" w:sz="4" w:color="B7BCC2"/>
+            </w:tcBorders>
           </w:tcPr>
           <w:p>
             <w:pPr>
-              <w:spacing w:after="0" w:before="0" w:line="240" w:lineRule="auto"/>
+              <w:spacing w:before="0" w:after="0" w:line="245" w:lineRule="auto"/>
             </w:pPr>
             <w:r/>
             <w:r>
               <w:rPr>
-                <w:rFonts w:ascii="Arial" w:hAnsi="Arial" w:eastAsia="Arial"/>
+                <w:rFonts w:ascii="Arial" w:hAnsi="Arial" w:eastAsia="Arial" w:cs="Arial"/>
                 <w:b/>
+                <w:color w:val="25282B"/>
+                <w:sz w:val="17"/>
+              </w:rPr>
+              <w:t>Okuryazarlık Becerileri</w:t>
+            </w:r>
+          </w:p>
+        </w:tc>
+        <w:tc>
+          <w:tcPr>
+            <w:tcW w:type="dxa" w:w="7711"/>
+            <w:vAlign w:val="top"/>
+            <w:shd w:fill="FFFFFF"/>
+            <w:tcMar>
+              <w:top w:w="72" w:type="dxa"/>
+              <w:start w:w="95" w:type="dxa"/>
+              <w:bottom w:w="72" w:type="dxa"/>
+              <w:end w:w="95" w:type="dxa"/>
+            </w:tcMar>
+            <w:tcBorders>
+              <w:top w:val="single" w:sz="4" w:color="B7BCC2"/>
+              <w:left w:val="single" w:sz="4" w:color="B7BCC2"/>
+              <w:bottom w:val="single" w:sz="4" w:color="B7BCC2"/>
+              <w:right w:val="single" w:sz="4" w:color="B7BCC2"/>
+            </w:tcBorders>
+          </w:tcPr>
+          <w:p>
+            <w:pPr>
+              <w:spacing w:before="0" w:after="0" w:line="245" w:lineRule="auto"/>
+            </w:pPr>
+            <w:r/>
+            <w:r>
+              <w:rPr>
+                <w:rFonts w:ascii="Arial" w:hAnsi="Arial" w:eastAsia="Arial" w:cs="Arial"/>
+                <w:b w:val="0"/>
+                <w:color w:val="25282B"/>
+                <w:sz w:val="17"/>
+              </w:rPr>
+              <w:t>OB1 Bilgi Okuryazarlığı, OB2 Dijital Okuryazarlık</w:t>
+            </w:r>
+          </w:p>
+        </w:tc>
+      </w:tr>
+      <w:tr>
+        <w:trPr>
+          <w:cantSplit/>
+        </w:trPr>
+        <w:tc>
+          <w:tcPr>
+            <w:tcW w:type="dxa" w:w="2523"/>
+            <w:vAlign w:val="top"/>
+            <w:shd w:fill="F1F2F3"/>
+            <w:tcMar>
+              <w:top w:w="72" w:type="dxa"/>
+              <w:start w:w="95" w:type="dxa"/>
+              <w:bottom w:w="72" w:type="dxa"/>
+              <w:end w:w="95" w:type="dxa"/>
+            </w:tcMar>
+            <w:tcBorders>
+              <w:top w:val="single" w:sz="4" w:color="B7BCC2"/>
+              <w:left w:val="single" w:sz="4" w:color="B7BCC2"/>
+              <w:bottom w:val="single" w:sz="4" w:color="B7BCC2"/>
+              <w:right w:val="single" w:sz="4" w:color="B7BCC2"/>
+            </w:tcBorders>
+          </w:tcPr>
+          <w:p>
+            <w:pPr>
+              <w:spacing w:before="0" w:after="0" w:line="245" w:lineRule="auto"/>
+            </w:pPr>
+            <w:r/>
+            <w:r>
+              <w:rPr>
+                <w:rFonts w:ascii="Arial" w:hAnsi="Arial" w:eastAsia="Arial" w:cs="Arial"/>
+                <w:b/>
+                <w:color w:val="25282B"/>
                 <w:sz w:val="17"/>
               </w:rPr>
               <w:t>Beceriler Arası İlişkiler</w:t>
@@ -1140,26 +1769,35 @@
         </w:tc>
         <w:tc>
           <w:tcPr>
-            <w:tcW w:type="dxa" w:w="8561"/>
-            <w:vAlign w:val="center"/>
+            <w:tcW w:type="dxa" w:w="7711"/>
+            <w:vAlign w:val="top"/>
+            <w:shd w:fill="FFFFFF"/>
             <w:tcMar>
-              <w:top w:w="55" w:type="dxa"/>
-              <w:start w:w="70" w:type="dxa"/>
-              <w:bottom w:w="55" w:type="dxa"/>
-              <w:end w:w="70" w:type="dxa"/>
+              <w:top w:w="72" w:type="dxa"/>
+              <w:start w:w="95" w:type="dxa"/>
+              <w:bottom w:w="72" w:type="dxa"/>
+              <w:end w:w="95" w:type="dxa"/>
             </w:tcMar>
+            <w:tcBorders>
+              <w:top w:val="single" w:sz="4" w:color="B7BCC2"/>
+              <w:left w:val="single" w:sz="4" w:color="B7BCC2"/>
+              <w:bottom w:val="single" w:sz="4" w:color="B7BCC2"/>
+              <w:right w:val="single" w:sz="4" w:color="B7BCC2"/>
+            </w:tcBorders>
           </w:tcPr>
           <w:p>
             <w:pPr>
-              <w:spacing w:before="0" w:after="0" w:line="240" w:lineRule="auto"/>
+              <w:spacing w:before="0" w:after="0" w:line="245" w:lineRule="auto"/>
             </w:pPr>
+            <w:r/>
             <w:r>
               <w:rPr>
-                <w:rFonts w:ascii="Arial" w:hAnsi="Arial"/>
+                <w:rFonts w:ascii="Arial" w:hAnsi="Arial" w:eastAsia="Arial" w:cs="Arial"/>
                 <w:b w:val="0"/>
+                <w:color w:val="25282B"/>
                 <w:sz w:val="17"/>
               </w:rPr>
-              <w:t>KB2.8. Sorgulama, KB2.7. Karşılaştırma</w:t>
+              <w:t>KB2.7. Karşılaştırma, KB2.8. Sorgulama</w:t>
             </w:r>
           </w:p>
         </w:tc>
@@ -1167,14 +1805,10 @@
     </w:tbl>
     <w:p>
       <w:pPr>
-        <w:pStyle w:val="SectionHead"/>
-        <w:jc w:val="left"/>
+        <w:widowControl/>
       </w:pPr>
       <w:r>
-        <w:rPr>
-          <w:color w:val="1F4E78"/>
-        </w:rPr>
-        <w:t>III. BÖLÜM: ÖĞRENME-ÖĞRETME YAŞANTILARI</w:t>
+        <w:br w:type="page"/>
       </w:r>
     </w:p>
     <w:tbl>
@@ -1183,46 +1817,88 @@
         <w:jc w:val="center"/>
         <w:tblLayout w:type="fixed"/>
         <w:tblLook w:firstColumn="1" w:firstRow="1" w:lastColumn="0" w:lastRow="0" w:noHBand="0" w:noVBand="1" w:val="04A0"/>
-        <w:tblBorders>
-          <w:top w:val="single" w:sz="5" w:color="7F8C8D"/>
-          <w:left w:val="single" w:sz="5" w:color="7F8C8D"/>
-          <w:bottom w:val="single" w:sz="5" w:color="7F8C8D"/>
-          <w:right w:val="single" w:sz="5" w:color="7F8C8D"/>
-          <w:insideH w:val="single" w:sz="5" w:color="7F8C8D"/>
-          <w:insideV w:val="single" w:sz="5" w:color="7F8C8D"/>
-        </w:tblBorders>
       </w:tblPr>
       <w:tblGrid>
-        <w:gridCol w:w="5273"/>
-        <w:gridCol w:w="5273"/>
+        <w:gridCol w:w="10234"/>
+      </w:tblGrid>
+      <w:tr>
+        <w:tc>
+          <w:tcPr>
+            <w:tcW w:type="dxa" w:w="10234"/>
+            <w:shd w:fill="D9D9D9"/>
+            <w:tcMar>
+              <w:top w:w="65" w:type="dxa"/>
+              <w:start w:w="100" w:type="dxa"/>
+              <w:bottom w:w="65" w:type="dxa"/>
+              <w:end w:w="100" w:type="dxa"/>
+            </w:tcMar>
+            <w:tcBorders>
+              <w:top w:val="single" w:sz="5" w:color="8F949A"/>
+              <w:left w:val="single" w:sz="5" w:color="8F949A"/>
+              <w:bottom w:val="single" w:sz="5" w:color="8F949A"/>
+              <w:right w:val="single" w:sz="5" w:color="8F949A"/>
+            </w:tcBorders>
+          </w:tcPr>
+          <w:p>
+            <w:pPr>
+              <w:spacing w:after="0"/>
+            </w:pPr>
+            <w:r>
+              <w:rPr>
+                <w:rFonts w:ascii="Arial" w:hAnsi="Arial" w:eastAsia="Arial" w:cs="Arial"/>
+                <w:b/>
+                <w:color w:val="25282B"/>
+                <w:sz w:val="18"/>
+              </w:rPr>
+              <w:t>III. BÖLÜM: ÖĞRENME-ÖĞRETME YAŞANTILARI</w:t>
+            </w:r>
+          </w:p>
+        </w:tc>
+      </w:tr>
+    </w:tbl>
+    <w:tbl>
+      <w:tblPr>
+        <w:tblW w:type="auto" w:w="0"/>
+        <w:jc w:val="center"/>
+        <w:tblLayout w:type="fixed"/>
+        <w:tblLook w:firstColumn="1" w:firstRow="1" w:lastColumn="0" w:lastRow="0" w:noHBand="0" w:noVBand="1" w:val="04A0"/>
+      </w:tblPr>
+      <w:tblGrid>
+        <w:gridCol w:w="2466"/>
+        <w:gridCol w:w="7767"/>
       </w:tblGrid>
       <w:tr>
         <w:trPr>
           <w:cantSplit/>
+          <w:tblHeader w:val="true"/>
         </w:trPr>
         <w:tc>
           <w:tcPr>
-            <w:tcW w:type="dxa" w:w="2438"/>
-            <w:vAlign w:val="center"/>
+            <w:tcW w:type="dxa" w:w="2466"/>
+            <w:shd w:fill="E7E8EA"/>
             <w:tcMar>
-              <w:top w:w="55" w:type="dxa"/>
-              <w:start w:w="70" w:type="dxa"/>
-              <w:bottom w:w="55" w:type="dxa"/>
-              <w:end w:w="70" w:type="dxa"/>
+              <w:top w:w="68" w:type="dxa"/>
+              <w:start w:w="90" w:type="dxa"/>
+              <w:bottom w:w="68" w:type="dxa"/>
+              <w:end w:w="90" w:type="dxa"/>
             </w:tcMar>
-            <w:shd w:fill="1F4E78"/>
+            <w:tcBorders>
+              <w:top w:val="single" w:sz="5" w:color="8F949A"/>
+              <w:left w:val="single" w:sz="5" w:color="8F949A"/>
+              <w:bottom w:val="single" w:sz="5" w:color="8F949A"/>
+              <w:right w:val="single" w:sz="5" w:color="8F949A"/>
+            </w:tcBorders>
           </w:tcPr>
           <w:p>
             <w:pPr>
-              <w:spacing w:after="0" w:before="0" w:line="240" w:lineRule="auto"/>
+              <w:spacing w:after="0"/>
               <w:jc w:val="center"/>
             </w:pPr>
-            <w:r/>
             <w:r>
               <w:rPr>
-                <w:rFonts w:ascii="Arial" w:hAnsi="Arial" w:eastAsia="Arial"/>
+                <w:rFonts w:ascii="Arial" w:hAnsi="Arial" w:eastAsia="Arial" w:cs="Arial"/>
                 <w:b/>
-                <w:color w:val="FFFFFF"/>
+                <w:color w:val="25282B"/>
                 <w:sz w:val="17"/>
               </w:rPr>
               <w:t>Basamak / Özellik</w:t>
@@ -1231,27 +1907,31 @@
         </w:tc>
         <w:tc>
           <w:tcPr>
-            <w:tcW w:type="dxa" w:w="8561"/>
-            <w:vAlign w:val="center"/>
+            <w:tcW w:type="dxa" w:w="7767"/>
+            <w:shd w:fill="E7E8EA"/>
             <w:tcMar>
-              <w:top w:w="55" w:type="dxa"/>
-              <w:start w:w="70" w:type="dxa"/>
-              <w:bottom w:w="55" w:type="dxa"/>
-              <w:end w:w="70" w:type="dxa"/>
+              <w:top w:w="68" w:type="dxa"/>
+              <w:start w:w="90" w:type="dxa"/>
+              <w:bottom w:w="68" w:type="dxa"/>
+              <w:end w:w="90" w:type="dxa"/>
             </w:tcMar>
-            <w:shd w:fill="1F4E78"/>
+            <w:tcBorders>
+              <w:top w:val="single" w:sz="5" w:color="8F949A"/>
+              <w:left w:val="single" w:sz="5" w:color="8F949A"/>
+              <w:bottom w:val="single" w:sz="5" w:color="8F949A"/>
+              <w:right w:val="single" w:sz="5" w:color="8F949A"/>
+            </w:tcBorders>
           </w:tcPr>
           <w:p>
             <w:pPr>
-              <w:spacing w:after="0" w:before="0" w:line="240" w:lineRule="auto"/>
+              <w:spacing w:after="0"/>
               <w:jc w:val="center"/>
             </w:pPr>
-            <w:r/>
             <w:r>
               <w:rPr>
-                <w:rFonts w:ascii="Arial" w:hAnsi="Arial" w:eastAsia="Arial"/>
+                <w:rFonts w:ascii="Arial" w:hAnsi="Arial" w:eastAsia="Arial" w:cs="Arial"/>
                 <w:b/>
-                <w:color w:val="FFFFFF"/>
+                <w:color w:val="25282B"/>
                 <w:sz w:val="17"/>
               </w:rPr>
               <w:t>Uygulama</w:t>
@@ -1265,25 +1945,32 @@
         </w:trPr>
         <w:tc>
           <w:tcPr>
-            <w:tcW w:type="dxa" w:w="2438"/>
-            <w:vAlign w:val="center"/>
+            <w:tcW w:type="dxa" w:w="2466"/>
+            <w:vAlign w:val="top"/>
+            <w:shd w:fill="F1F2F3"/>
             <w:tcMar>
-              <w:top w:w="55" w:type="dxa"/>
-              <w:start w:w="70" w:type="dxa"/>
-              <w:bottom w:w="55" w:type="dxa"/>
-              <w:end w:w="70" w:type="dxa"/>
+              <w:top w:w="80" w:type="dxa"/>
+              <w:start w:w="95" w:type="dxa"/>
+              <w:bottom w:w="80" w:type="dxa"/>
+              <w:end w:w="95" w:type="dxa"/>
             </w:tcMar>
-            <w:shd w:fill="D9EAF7"/>
+            <w:tcBorders>
+              <w:top w:val="single" w:sz="4" w:color="B7BCC2"/>
+              <w:left w:val="single" w:sz="4" w:color="B7BCC2"/>
+              <w:bottom w:val="single" w:sz="4" w:color="B7BCC2"/>
+              <w:right w:val="single" w:sz="4" w:color="B7BCC2"/>
+            </w:tcBorders>
           </w:tcPr>
           <w:p>
             <w:pPr>
-              <w:spacing w:after="0" w:before="0" w:line="240" w:lineRule="auto"/>
+              <w:spacing w:before="0" w:after="0" w:line="245" w:lineRule="auto"/>
             </w:pPr>
             <w:r/>
             <w:r>
               <w:rPr>
-                <w:rFonts w:ascii="Arial" w:hAnsi="Arial" w:eastAsia="Arial"/>
+                <w:rFonts w:ascii="Arial" w:hAnsi="Arial" w:eastAsia="Arial" w:cs="Arial"/>
                 <w:b/>
+                <w:color w:val="25282B"/>
                 <w:sz w:val="17"/>
               </w:rPr>
               <w:t>Temel Kabuller</w:t>
@@ -1292,26 +1979,35 @@
         </w:tc>
         <w:tc>
           <w:tcPr>
-            <w:tcW w:type="dxa" w:w="8561"/>
-            <w:vAlign w:val="center"/>
+            <w:tcW w:type="dxa" w:w="7767"/>
+            <w:vAlign w:val="top"/>
+            <w:shd w:fill="FFFFFF"/>
             <w:tcMar>
-              <w:top w:w="55" w:type="dxa"/>
-              <w:start w:w="70" w:type="dxa"/>
-              <w:bottom w:w="55" w:type="dxa"/>
-              <w:end w:w="70" w:type="dxa"/>
+              <w:top w:w="80" w:type="dxa"/>
+              <w:start w:w="95" w:type="dxa"/>
+              <w:bottom w:w="80" w:type="dxa"/>
+              <w:end w:w="95" w:type="dxa"/>
             </w:tcMar>
+            <w:tcBorders>
+              <w:top w:val="single" w:sz="4" w:color="B7BCC2"/>
+              <w:left w:val="single" w:sz="4" w:color="B7BCC2"/>
+              <w:bottom w:val="single" w:sz="4" w:color="B7BCC2"/>
+              <w:right w:val="single" w:sz="4" w:color="B7BCC2"/>
+            </w:tcBorders>
           </w:tcPr>
           <w:p>
             <w:pPr>
-              <w:spacing w:before="0" w:after="0" w:line="240" w:lineRule="auto"/>
+              <w:spacing w:before="0" w:after="0" w:line="245" w:lineRule="auto"/>
             </w:pPr>
+            <w:r/>
             <w:r>
               <w:rPr>
-                <w:rFonts w:ascii="Arial" w:hAnsi="Arial"/>
+                <w:rFonts w:ascii="Arial" w:hAnsi="Arial" w:eastAsia="Arial" w:cs="Arial"/>
                 <w:b w:val="0"/>
+                <w:color w:val="25282B"/>
                 <w:sz w:val="17"/>
               </w:rPr>
-              <w:t>Öğrencilerin 5. haftada yapay zekânın temel tanımı, günlük yaşam örnekleri, örnek/örnek olmayan ayrımı ve merak soruları üzerinde çalıştıkları kabul edilir. Bilgisayar ve benzeri dijital araçları günlük yaşamda kullandıkları; ancak donanım, yazılım ve sistem bileşenlerinin birbirleriyle nasıl çalıştığını sistematik biçimde açıklamakta zorlanabilecekleri göz önünde bulundurulur.</w:t>
+              <w:t>Öğrencilerin yapay zekâya ilişkin temel günlük yaşam örneklerini tanıyabildiği; bir bilginin kaynağını sorgulama konusunda başlangıç farkındalığına sahip olduğu ve bilgisayarı günlük yaşamda kullanılan bir sistem olarak tanıdığı kabul edilir.</w:t>
             </w:r>
           </w:p>
         </w:tc>
@@ -1322,25 +2018,32 @@
         </w:trPr>
         <w:tc>
           <w:tcPr>
-            <w:tcW w:type="dxa" w:w="2438"/>
-            <w:vAlign w:val="center"/>
+            <w:tcW w:type="dxa" w:w="2466"/>
+            <w:vAlign w:val="top"/>
+            <w:shd w:fill="F1F2F3"/>
             <w:tcMar>
-              <w:top w:w="55" w:type="dxa"/>
-              <w:start w:w="70" w:type="dxa"/>
-              <w:bottom w:w="55" w:type="dxa"/>
-              <w:end w:w="70" w:type="dxa"/>
+              <w:top w:w="80" w:type="dxa"/>
+              <w:start w:w="95" w:type="dxa"/>
+              <w:bottom w:w="80" w:type="dxa"/>
+              <w:end w:w="95" w:type="dxa"/>
             </w:tcMar>
-            <w:shd w:fill="D9EAF7"/>
+            <w:tcBorders>
+              <w:top w:val="single" w:sz="4" w:color="B7BCC2"/>
+              <w:left w:val="single" w:sz="4" w:color="B7BCC2"/>
+              <w:bottom w:val="single" w:sz="4" w:color="B7BCC2"/>
+              <w:right w:val="single" w:sz="4" w:color="B7BCC2"/>
+            </w:tcBorders>
           </w:tcPr>
           <w:p>
             <w:pPr>
-              <w:spacing w:after="0" w:before="0" w:line="240" w:lineRule="auto"/>
+              <w:spacing w:before="0" w:after="0" w:line="245" w:lineRule="auto"/>
             </w:pPr>
             <w:r/>
             <w:r>
               <w:rPr>
-                <w:rFonts w:ascii="Arial" w:hAnsi="Arial" w:eastAsia="Arial"/>
+                <w:rFonts w:ascii="Arial" w:hAnsi="Arial" w:eastAsia="Arial" w:cs="Arial"/>
                 <w:b/>
+                <w:color w:val="25282B"/>
                 <w:sz w:val="17"/>
               </w:rPr>
               <w:t>Ön Değerlendirme Süreci</w:t>
@@ -1349,26 +2052,35 @@
         </w:tc>
         <w:tc>
           <w:tcPr>
-            <w:tcW w:type="dxa" w:w="8561"/>
-            <w:vAlign w:val="center"/>
+            <w:tcW w:type="dxa" w:w="7767"/>
+            <w:vAlign w:val="top"/>
+            <w:shd w:fill="FFFFFF"/>
             <w:tcMar>
-              <w:top w:w="55" w:type="dxa"/>
-              <w:start w:w="70" w:type="dxa"/>
-              <w:bottom w:w="55" w:type="dxa"/>
-              <w:end w:w="70" w:type="dxa"/>
+              <w:top w:w="80" w:type="dxa"/>
+              <w:start w:w="95" w:type="dxa"/>
+              <w:bottom w:w="80" w:type="dxa"/>
+              <w:end w:w="95" w:type="dxa"/>
             </w:tcMar>
+            <w:tcBorders>
+              <w:top w:val="single" w:sz="4" w:color="B7BCC2"/>
+              <w:left w:val="single" w:sz="4" w:color="B7BCC2"/>
+              <w:bottom w:val="single" w:sz="4" w:color="B7BCC2"/>
+              <w:right w:val="single" w:sz="4" w:color="B7BCC2"/>
+            </w:tcBorders>
           </w:tcPr>
           <w:p>
             <w:pPr>
-              <w:spacing w:before="0" w:after="0" w:line="240" w:lineRule="auto"/>
+              <w:spacing w:before="0" w:after="0" w:line="245" w:lineRule="auto"/>
             </w:pPr>
+            <w:r/>
             <w:r>
               <w:rPr>
-                <w:rFonts w:ascii="Arial" w:hAnsi="Arial"/>
+                <w:rFonts w:ascii="Arial" w:hAnsi="Arial" w:eastAsia="Arial" w:cs="Arial"/>
                 <w:b w:val="0"/>
+                <w:color w:val="25282B"/>
                 <w:sz w:val="17"/>
               </w:rPr>
-              <w:t>İlk saatte 5. haftanın çıkış biletlerinden seçilen sorularla yapay zekâ kavramları hatırlatılır; öğrencilerden bir yapay zekâ örneği ve bu örnek hakkında doğrulanması gereken bir iddia söylemeleri istenir. İkinci saatin başında “Sizce bilgisayar hangi bölümlerden oluşuyor?” sorusuyla öğrencilerin donanım, yazılım, işlemci, bellek ve depolama gibi kavramlara ilişkin mevcut bilgileri görünür hâle getirilir.</w:t>
+              <w:t>Öğrencilere yapay zekâ ile ilgili biri doğru biri hatalı iki kısa ifade verilir; hangisine daha çok güvendikleri ve bunu nasıl kontrol edecekleri sorulur. Ardından “Bir bilgisayarın çalışması için yalnızca ekran ve klavye yeterli midir?” sorusuyla bilgisayar sistemlerine ilişkin ön bilgiler yoklanır.</w:t>
             </w:r>
           </w:p>
         </w:tc>
@@ -1379,25 +2091,32 @@
         </w:trPr>
         <w:tc>
           <w:tcPr>
-            <w:tcW w:type="dxa" w:w="2438"/>
-            <w:vAlign w:val="center"/>
+            <w:tcW w:type="dxa" w:w="2466"/>
+            <w:vAlign w:val="top"/>
+            <w:shd w:fill="F1F2F3"/>
             <w:tcMar>
-              <w:top w:w="55" w:type="dxa"/>
-              <w:start w:w="70" w:type="dxa"/>
-              <w:bottom w:w="55" w:type="dxa"/>
-              <w:end w:w="70" w:type="dxa"/>
+              <w:top w:w="80" w:type="dxa"/>
+              <w:start w:w="95" w:type="dxa"/>
+              <w:bottom w:w="80" w:type="dxa"/>
+              <w:end w:w="95" w:type="dxa"/>
             </w:tcMar>
-            <w:shd w:fill="D9EAF7"/>
+            <w:tcBorders>
+              <w:top w:val="single" w:sz="4" w:color="B7BCC2"/>
+              <w:left w:val="single" w:sz="4" w:color="B7BCC2"/>
+              <w:bottom w:val="single" w:sz="4" w:color="B7BCC2"/>
+              <w:right w:val="single" w:sz="4" w:color="B7BCC2"/>
+            </w:tcBorders>
           </w:tcPr>
           <w:p>
             <w:pPr>
-              <w:spacing w:after="0" w:before="0" w:line="240" w:lineRule="auto"/>
+              <w:spacing w:before="0" w:after="0" w:line="245" w:lineRule="auto"/>
             </w:pPr>
             <w:r/>
             <w:r>
               <w:rPr>
-                <w:rFonts w:ascii="Arial" w:hAnsi="Arial" w:eastAsia="Arial"/>
+                <w:rFonts w:ascii="Arial" w:hAnsi="Arial" w:eastAsia="Arial" w:cs="Arial"/>
                 <w:b/>
+                <w:color w:val="25282B"/>
                 <w:sz w:val="17"/>
               </w:rPr>
               <w:t>Köprü Kurma</w:t>
@@ -1406,26 +2125,35 @@
         </w:tc>
         <w:tc>
           <w:tcPr>
-            <w:tcW w:type="dxa" w:w="8561"/>
-            <w:vAlign w:val="center"/>
+            <w:tcW w:type="dxa" w:w="7767"/>
+            <w:vAlign w:val="top"/>
+            <w:shd w:fill="FFFFFF"/>
             <w:tcMar>
-              <w:top w:w="55" w:type="dxa"/>
-              <w:start w:w="70" w:type="dxa"/>
-              <w:bottom w:w="55" w:type="dxa"/>
-              <w:end w:w="70" w:type="dxa"/>
+              <w:top w:w="80" w:type="dxa"/>
+              <w:start w:w="95" w:type="dxa"/>
+              <w:bottom w:w="80" w:type="dxa"/>
+              <w:end w:w="95" w:type="dxa"/>
             </w:tcMar>
+            <w:tcBorders>
+              <w:top w:val="single" w:sz="4" w:color="B7BCC2"/>
+              <w:left w:val="single" w:sz="4" w:color="B7BCC2"/>
+              <w:bottom w:val="single" w:sz="4" w:color="B7BCC2"/>
+              <w:right w:val="single" w:sz="4" w:color="B7BCC2"/>
+            </w:tcBorders>
           </w:tcPr>
           <w:p>
             <w:pPr>
-              <w:spacing w:before="0" w:after="0" w:line="240" w:lineRule="auto"/>
+              <w:spacing w:before="0" w:after="0" w:line="245" w:lineRule="auto"/>
             </w:pPr>
+            <w:r/>
             <w:r>
               <w:rPr>
-                <w:rFonts w:ascii="Arial" w:hAnsi="Arial"/>
+                <w:rFonts w:ascii="Arial" w:hAnsi="Arial" w:eastAsia="Arial" w:cs="Arial"/>
                 <w:b w:val="0"/>
+                <w:color w:val="25282B"/>
                 <w:sz w:val="17"/>
               </w:rPr>
-              <w:t>Yapay zekâ ile ilgili bir bilginin doğru kabul edilmeden önce kaynağının sorgulanması, günlük yaşamda internette karşılaşılan bilgilerin doğrulanmasıyla ilişkilendirilir. Ardından yapay zekâ uygulamalarının da bir bilgisayar sistemi üzerinde çalıştığı vurgulanarak “Bir yapay zekâ uygulamasının çalışabilmesi için bilgisayarda neler gerekir?” sorusuyla donanım-yazılım ilişkisine geçilir. ATM/POS gibi günlük araçlardaki veri girişi ve işlem süreci de bilgisayar sistemine köprü olarak kullanılabilir.</w:t>
+              <w:t>Bir tarifin doğruluğunu farklı kaynaklardan kontrol etmek ile yapay zekâdan alınan bir bilgiyi doğrulamak arasında bağ kurulur. Daha sonra insan vücudundaki farklı organların birlikte çalışması örneği üzerinden bilgisayarın da birbirine bağlı bileşenlerden oluşan bir sistem olduğu sezdirilir.</w:t>
             </w:r>
           </w:p>
         </w:tc>
@@ -1436,25 +2164,32 @@
         </w:trPr>
         <w:tc>
           <w:tcPr>
-            <w:tcW w:type="dxa" w:w="2438"/>
-            <w:vAlign w:val="center"/>
+            <w:tcW w:type="dxa" w:w="2466"/>
+            <w:vAlign w:val="top"/>
+            <w:shd w:fill="F1F2F3"/>
             <w:tcMar>
-              <w:top w:w="55" w:type="dxa"/>
-              <w:start w:w="70" w:type="dxa"/>
-              <w:bottom w:w="55" w:type="dxa"/>
-              <w:end w:w="70" w:type="dxa"/>
+              <w:top w:w="80" w:type="dxa"/>
+              <w:start w:w="95" w:type="dxa"/>
+              <w:bottom w:w="80" w:type="dxa"/>
+              <w:end w:w="95" w:type="dxa"/>
             </w:tcMar>
-            <w:shd w:fill="D9EAF7"/>
+            <w:tcBorders>
+              <w:top w:val="single" w:sz="4" w:color="B7BCC2"/>
+              <w:left w:val="single" w:sz="4" w:color="B7BCC2"/>
+              <w:bottom w:val="single" w:sz="4" w:color="B7BCC2"/>
+              <w:right w:val="single" w:sz="4" w:color="B7BCC2"/>
+            </w:tcBorders>
           </w:tcPr>
           <w:p>
             <w:pPr>
-              <w:spacing w:after="0" w:before="0" w:line="240" w:lineRule="auto"/>
+              <w:spacing w:before="0" w:after="0" w:line="245" w:lineRule="auto"/>
             </w:pPr>
             <w:r/>
             <w:r>
               <w:rPr>
-                <w:rFonts w:ascii="Arial" w:hAnsi="Arial" w:eastAsia="Arial"/>
+                <w:rFonts w:ascii="Arial" w:hAnsi="Arial" w:eastAsia="Arial" w:cs="Arial"/>
                 <w:b/>
+                <w:color w:val="25282B"/>
                 <w:sz w:val="17"/>
               </w:rPr>
               <w:t>Öğrenme-Öğretme Uygulamaları</w:t>
@@ -1463,145 +2198,133 @@
         </w:tc>
         <w:tc>
           <w:tcPr>
-            <w:tcW w:type="dxa" w:w="8561"/>
-            <w:vAlign w:val="center"/>
+            <w:tcW w:type="dxa" w:w="7767"/>
+            <w:vAlign w:val="top"/>
+            <w:shd w:fill="FFFFFF"/>
             <w:tcMar>
-              <w:top w:w="55" w:type="dxa"/>
-              <w:start w:w="70" w:type="dxa"/>
-              <w:bottom w:w="55" w:type="dxa"/>
-              <w:end w:w="70" w:type="dxa"/>
+              <w:top w:w="80" w:type="dxa"/>
+              <w:start w:w="95" w:type="dxa"/>
+              <w:bottom w:w="80" w:type="dxa"/>
+              <w:end w:w="95" w:type="dxa"/>
             </w:tcMar>
+            <w:tcBorders>
+              <w:top w:val="single" w:sz="4" w:color="B7BCC2"/>
+              <w:left w:val="single" w:sz="4" w:color="B7BCC2"/>
+              <w:bottom w:val="single" w:sz="4" w:color="B7BCC2"/>
+              <w:right w:val="single" w:sz="4" w:color="B7BCC2"/>
+            </w:tcBorders>
           </w:tcPr>
           <w:p>
             <w:pPr>
-              <w:spacing w:before="0" w:after="20" w:line="240" w:lineRule="auto"/>
+              <w:spacing w:before="0" w:after="22" w:line="245" w:lineRule="auto"/>
             </w:pPr>
+            <w:r/>
             <w:r>
               <w:rPr>
-                <w:rFonts w:ascii="Arial" w:hAnsi="Arial"/>
+                <w:rFonts w:ascii="Arial" w:hAnsi="Arial" w:eastAsia="Arial" w:cs="Arial"/>
                 <w:b/>
-                <w:color w:val="1F4E79"/>
+                <w:color w:val="25282B"/>
                 <w:sz w:val="16"/>
               </w:rPr>
-              <w:t>1. DERS SAATİ (40 dk) — BTY.5.1.4’ü tamamlama: Bilgi doğrulama ve çıkarım</w:t>
+              <w:t>1. DERS SAATİ - BTY.5.1.4’ün tamamlanması</w:t>
             </w:r>
           </w:p>
           <w:p>
             <w:pPr>
-              <w:spacing w:before="0" w:after="0" w:line="240" w:lineRule="auto"/>
+              <w:spacing w:before="0" w:after="22" w:line="245" w:lineRule="auto"/>
             </w:pPr>
             <w:r>
               <w:rPr>
-                <w:rFonts w:ascii="Arial" w:hAnsi="Arial"/>
+                <w:rFonts w:ascii="Arial" w:hAnsi="Arial" w:eastAsia="Arial" w:cs="Arial"/>
                 <w:b w:val="0"/>
+                <w:color w:val="25282B"/>
                 <w:sz w:val="16"/>
               </w:rPr>
-              <w:t>0–6 dk | Hatırlama: 5. haftadaki yapay zekâ tanımı, günlük örnekler ve merak soruları gözden geçirilir. “Yapay zekâ hakkında duyduğumuz her bilgi doğru mudur?” sorusuyla kaynak doğrulama ihtiyacı görünür hâle getirilir.</w:t>
+              <w:t>Öğrenciler gruplara ayrılır. Her gruba yapay zekâ hakkında kısa doğru/yanlış bilgi kartları verilir. Öğrenciler iddiaları güvenilir kaynak, tarih, kurum/yazar ve başka kaynaklarla karşılaştırma ölçütlerine göre inceleyerek bir “doğrulama yolu” oluşturur.</w:t>
             </w:r>
           </w:p>
           <w:p>
             <w:pPr>
-              <w:spacing w:before="0" w:after="0" w:line="240" w:lineRule="auto"/>
+              <w:spacing w:before="0" w:after="22" w:line="245" w:lineRule="auto"/>
             </w:pPr>
             <w:r>
               <w:rPr>
-                <w:rFonts w:ascii="Arial" w:hAnsi="Arial"/>
+                <w:rFonts w:ascii="Arial" w:hAnsi="Arial" w:eastAsia="Arial" w:cs="Arial"/>
                 <w:b w:val="0"/>
+                <w:color w:val="25282B"/>
                 <w:sz w:val="16"/>
               </w:rPr>
-              <w:t>6–20 dk | Bilgi toplama ve doğrulama: Gruplara yapay zekâ hakkında doğru/yanlış ifadeler içeren kartlar verilir. Öğrenciler öğretmenin seçtiği güvenilir web sayfaları, kitap/dergi parçaları veya basılı föylerden kanıt bularak ifadeleri “doğru – yanlış – yeterli kanıt yok” biçiminde değerlendirir; kullandıkları kaynağı ve kısa gerekçeyi yazar.</w:t>
+              <w:t>Gruplar sağlık, eğitim, tarım, ulaşım veya turizm gibi bir alan seçerek yapay zekânın olası bir yararını ve riskini belirler. Çıkarımın dayandığı kanıtın ne olduğu özellikle sorulur; “duydum” ile “doğruladım” arasındaki fark görünür hâle getirilir.</w:t>
             </w:r>
           </w:p>
           <w:p>
             <w:pPr>
-              <w:spacing w:before="0" w:after="0" w:line="240" w:lineRule="auto"/>
+              <w:spacing w:before="0" w:after="22" w:line="245" w:lineRule="auto"/>
             </w:pPr>
             <w:r>
               <w:rPr>
-                <w:rFonts w:ascii="Arial" w:hAnsi="Arial"/>
+                <w:rFonts w:ascii="Arial" w:hAnsi="Arial" w:eastAsia="Arial" w:cs="Arial"/>
                 <w:b w:val="0"/>
+                <w:color w:val="25282B"/>
                 <w:sz w:val="16"/>
               </w:rPr>
-              <w:t>20–34 dk | Etki ve kanıta dayalı çıkarım: Gruplar sağlık, eğitim, tarım, turizm, sosyal medya veya eğlence alanından bir senaryoyu “olası yarar – olası risk – dikkat edilmesi gereken koşul” başlıklarında inceler. Sonunda “Topladığımız bilgiye göre … olabilir; ancak … nedeniyle dikkatli olunmalıdır.” biçiminde gerekçeli bir çıkarım oluşturup sınıfla paylaşır.</w:t>
+              <w:t>Kısa sınıf paylaşımı sonunda yapay zekâdan alınan bilginin doğrudan doğru kabul edilmemesi, güvenilir kaynaklarla kontrol edilmesi ve kişisel veri paylaşımından kaçınılması ilkeleri birlikte özetlenir.</w:t>
             </w:r>
           </w:p>
           <w:p>
             <w:pPr>
-              <w:spacing w:before="0" w:after="0" w:line="240" w:lineRule="auto"/>
+              <w:spacing w:before="0" w:after="22" w:line="245" w:lineRule="auto"/>
             </w:pPr>
             <w:r>
               <w:rPr>
-                <w:rFonts w:ascii="Arial" w:hAnsi="Arial"/>
-                <w:b w:val="0"/>
+                <w:rFonts w:ascii="Arial" w:hAnsi="Arial" w:eastAsia="Arial" w:cs="Arial"/>
+                <w:b/>
+                <w:color w:val="25282B"/>
                 <w:sz w:val="16"/>
               </w:rPr>
-              <w:t>34–40 dk | Çıkış bileti: Öğrenci “doğruladığım bir bilgi – güvenilir kaynağın bir özelliği – yapay zekânın bir olası etkisi – bu etkiden çıkardığım sonuç” alanlarını tamamlar. Bu ürün BTY.5.1.4’ün c, ç ve d süreçleri için bireysel öğrenme kanıtıdır.</w:t>
+              <w:t>2. DERS SAATİ - BTY.5.1.5’e giriş</w:t>
             </w:r>
           </w:p>
           <w:p>
             <w:pPr>
-              <w:spacing w:before="0" w:after="20" w:line="240" w:lineRule="auto"/>
+              <w:spacing w:before="0" w:after="22" w:line="245" w:lineRule="auto"/>
             </w:pPr>
             <w:r>
               <w:rPr>
-                <w:rFonts w:ascii="Arial" w:hAnsi="Arial"/>
-                <w:b/>
-                <w:color w:val="1F4E79"/>
+                <w:rFonts w:ascii="Arial" w:hAnsi="Arial" w:eastAsia="Arial" w:cs="Arial"/>
+                <w:b w:val="0"/>
+                <w:color w:val="25282B"/>
                 <w:sz w:val="16"/>
               </w:rPr>
-              <w:t>2. DERS SAATİ (40 dk) — BTY.5.1.5’e giriş: Bilgisayar sistemi nasıl birlikte çalışır?</w:t>
+              <w:t>“Bilgisayar hangi bölümlerden oluşur ve bunlardan biri olmasa ne değişir?” sorusuyla başlanır. Öğrenciler donanım ve yazılım örneklerini iki gruba ayırır; işlemci, bellek, depolama, giriş ve çıkış birimleri üzerinde durulur.</w:t>
             </w:r>
           </w:p>
           <w:p>
             <w:pPr>
-              <w:spacing w:before="0" w:after="0" w:line="240" w:lineRule="auto"/>
+              <w:spacing w:before="0" w:after="22" w:line="245" w:lineRule="auto"/>
             </w:pPr>
             <w:r>
               <w:rPr>
-                <w:rFonts w:ascii="Arial" w:hAnsi="Arial"/>
+                <w:rFonts w:ascii="Arial" w:hAnsi="Arial" w:eastAsia="Arial" w:cs="Arial"/>
                 <w:b w:val="0"/>
+                <w:color w:val="25282B"/>
                 <w:sz w:val="16"/>
               </w:rPr>
-              <w:t>0–6 dk | Merak uyandırma: Resmî programdaki “Sizce bilgisayar hangi bölümlerden oluşuyor?” sorusu yöneltilir. Öğrencilerin kavramları tahtada “fiziksel parçalar – programlar/yazılım – diğer” biçiminde geçici olarak gruplanır; ders sonunda yeniden gözden geçirilir.</w:t>
+              <w:t>Bir dosyanın açılması senaryosu üzerinden kullanıcı komutu, yazılım, işlemci, bellek, depolama ve ekran arasındaki ilişki basit bir akış olarak modellenir. Bit-byte kavramı depolama ve veri miktarı bağlamında temel düzeyde açıklanır.</w:t>
             </w:r>
           </w:p>
           <w:p>
             <w:pPr>
-              <w:spacing w:before="0" w:after="0" w:line="240" w:lineRule="auto"/>
+              <w:spacing w:before="0" w:after="22" w:line="245" w:lineRule="auto"/>
             </w:pPr>
             <w:r>
               <w:rPr>
-                <w:rFonts w:ascii="Arial" w:hAnsi="Arial"/>
+                <w:rFonts w:ascii="Arial" w:hAnsi="Arial" w:eastAsia="Arial" w:cs="Arial"/>
                 <w:b w:val="0"/>
+                <w:color w:val="25282B"/>
                 <w:sz w:val="16"/>
               </w:rPr>
-              <w:t>6–16 dk | Temel bileşenleri belirleme: Donanım ve yazılım açıklanır; işlemci, RAM/bellek, depolama ve temel giriş-çıkış araçları görseller veya gerçek örnekler üzerinden tanıtılır. Bit ve byte kavramlarına, verinin dijital ortamda saklanması ve ölçülmesiyle ilişkili temel düzeyde değinilir.</w:t>
-            </w:r>
-          </w:p>
-          <w:p>
-            <w:pPr>
-              <w:spacing w:before="0" w:after="0" w:line="240" w:lineRule="auto"/>
-            </w:pPr>
-            <w:r>
-              <w:rPr>
-                <w:rFonts w:ascii="Arial" w:hAnsi="Arial"/>
-                <w:b w:val="0"/>
-                <w:sz w:val="16"/>
-              </w:rPr>
-              <w:t>16–32 dk | Bileşenler arası ilişki: Gruplar “klavyede bir harfe basıp ekranda görmek” veya “bir fotoğrafı açıp kaydetmek” görevlerinden birini; giriş aracı → işlemci/bellek → yazılım/işletim süreci → çıktı/depolama akışıyla bileşen kartları üzerinde gösterir. Her okun üzerine “ne oluyor?” açıklaması eklenir; amaç parçaların birlikte sistem oluşturduğunu fark etmektir.</w:t>
-            </w:r>
-          </w:p>
-          <w:p>
-            <w:pPr>
-              <w:spacing w:before="0" w:after="0" w:line="240" w:lineRule="auto"/>
-            </w:pPr>
-            <w:r>
-              <w:rPr>
-                <w:rFonts w:ascii="Arial" w:hAnsi="Arial"/>
-                <w:b w:val="0"/>
-                <w:sz w:val="16"/>
-              </w:rPr>
-              <w:t>32–40 dk | Paylaşım ve çıkış bileti: Gruplar akışlarını kısaca açıklar. Öğretmen donanım ve yazılımın birlikte çalışmasını vurgular, ağ bağlantısının bazı görevlerde sisteme nasıl eklendiğine örnek verir. Öğrenci bir bileşen için “adı – görevi – hangi bileşenle neden ilişkilidir?” sorularını cevaplar; BTY.5.1.5’in 7. haftada sürdürüleceği belirtilir.</w:t>
+              <w:t>Öğrenciler eşli olarak verilen bileşen kartlarını “görev” kartlarıyla eşleştirir ve nedenini açıklar. Ders sonunda “Bir bilgisayar sistemi tek bir parçadan ibaret değildir; bileşenler birlikte çalışır.” çıkarımı yazılı/sözlü olarak alınır.</w:t>
             </w:r>
           </w:p>
         </w:tc>
@@ -1612,25 +2335,32 @@
         </w:trPr>
         <w:tc>
           <w:tcPr>
-            <w:tcW w:type="dxa" w:w="2438"/>
-            <w:vAlign w:val="center"/>
+            <w:tcW w:type="dxa" w:w="2466"/>
+            <w:vAlign w:val="top"/>
+            <w:shd w:fill="F1F2F3"/>
             <w:tcMar>
-              <w:top w:w="55" w:type="dxa"/>
-              <w:start w:w="70" w:type="dxa"/>
-              <w:bottom w:w="55" w:type="dxa"/>
-              <w:end w:w="70" w:type="dxa"/>
+              <w:top w:w="80" w:type="dxa"/>
+              <w:start w:w="95" w:type="dxa"/>
+              <w:bottom w:w="80" w:type="dxa"/>
+              <w:end w:w="95" w:type="dxa"/>
             </w:tcMar>
-            <w:shd w:fill="D9EAF7"/>
+            <w:tcBorders>
+              <w:top w:val="single" w:sz="4" w:color="B7BCC2"/>
+              <w:left w:val="single" w:sz="4" w:color="B7BCC2"/>
+              <w:bottom w:val="single" w:sz="4" w:color="B7BCC2"/>
+              <w:right w:val="single" w:sz="4" w:color="B7BCC2"/>
+            </w:tcBorders>
           </w:tcPr>
           <w:p>
             <w:pPr>
-              <w:spacing w:after="0" w:before="0" w:line="240" w:lineRule="auto"/>
+              <w:spacing w:before="0" w:after="0" w:line="245" w:lineRule="auto"/>
             </w:pPr>
             <w:r/>
             <w:r>
               <w:rPr>
-                <w:rFonts w:ascii="Arial" w:hAnsi="Arial" w:eastAsia="Arial"/>
+                <w:rFonts w:ascii="Arial" w:hAnsi="Arial" w:eastAsia="Arial" w:cs="Arial"/>
                 <w:b/>
+                <w:color w:val="25282B"/>
                 <w:sz w:val="17"/>
               </w:rPr>
               <w:t>Farklılaştırma – Destekleme</w:t>
@@ -1639,26 +2369,35 @@
         </w:tc>
         <w:tc>
           <w:tcPr>
-            <w:tcW w:type="dxa" w:w="8561"/>
-            <w:vAlign w:val="center"/>
+            <w:tcW w:type="dxa" w:w="7767"/>
+            <w:vAlign w:val="top"/>
+            <w:shd w:fill="FFFFFF"/>
             <w:tcMar>
-              <w:top w:w="55" w:type="dxa"/>
-              <w:start w:w="70" w:type="dxa"/>
-              <w:bottom w:w="55" w:type="dxa"/>
-              <w:end w:w="70" w:type="dxa"/>
+              <w:top w:w="80" w:type="dxa"/>
+              <w:start w:w="95" w:type="dxa"/>
+              <w:bottom w:w="80" w:type="dxa"/>
+              <w:end w:w="95" w:type="dxa"/>
             </w:tcMar>
+            <w:tcBorders>
+              <w:top w:val="single" w:sz="4" w:color="B7BCC2"/>
+              <w:left w:val="single" w:sz="4" w:color="B7BCC2"/>
+              <w:bottom w:val="single" w:sz="4" w:color="B7BCC2"/>
+              <w:right w:val="single" w:sz="4" w:color="B7BCC2"/>
+            </w:tcBorders>
           </w:tcPr>
           <w:p>
             <w:pPr>
-              <w:spacing w:before="0" w:after="0" w:line="240" w:lineRule="auto"/>
+              <w:spacing w:before="0" w:after="0" w:line="245" w:lineRule="auto"/>
             </w:pPr>
+            <w:r/>
             <w:r>
               <w:rPr>
-                <w:rFonts w:ascii="Arial" w:hAnsi="Arial"/>
+                <w:rFonts w:ascii="Arial" w:hAnsi="Arial" w:eastAsia="Arial" w:cs="Arial"/>
                 <w:b w:val="0"/>
-                <w:sz w:val="16"/>
+                <w:color w:val="25282B"/>
+                <w:sz w:val="17"/>
               </w:rPr>
-              <w:t>Zorlanan öğrencilere yapay zekâ bölümünde “Kaynak kim? Bilgi ne zaman yayımlanmış? Başka güvenilir kaynakla uyuşuyor mu?” kontrol listesi verilebilir. Bilgisayar sistemi etkinliğinde görsel kodlu bileşen kartları, hazır akış şeması ve “Bu parça … işe yarar; … ile birlikte çalışır.” cümle başlangıçları kullanılabilir; akran desteği sağlanabilir.</w:t>
+              <w:t>Bileşen adlarının yanında görseller, renk kodlu görev kartları ve örnek eşleştirmeler kullanılır; bilgi doğrulama için adım adım kontrol listesi verilir.</w:t>
             </w:r>
           </w:p>
         </w:tc>
@@ -1669,25 +2408,32 @@
         </w:trPr>
         <w:tc>
           <w:tcPr>
-            <w:tcW w:type="dxa" w:w="2438"/>
-            <w:vAlign w:val="center"/>
+            <w:tcW w:type="dxa" w:w="2466"/>
+            <w:vAlign w:val="top"/>
+            <w:shd w:fill="F1F2F3"/>
             <w:tcMar>
-              <w:top w:w="55" w:type="dxa"/>
-              <w:start w:w="70" w:type="dxa"/>
-              <w:bottom w:w="55" w:type="dxa"/>
-              <w:end w:w="70" w:type="dxa"/>
+              <w:top w:w="80" w:type="dxa"/>
+              <w:start w:w="95" w:type="dxa"/>
+              <w:bottom w:w="80" w:type="dxa"/>
+              <w:end w:w="95" w:type="dxa"/>
             </w:tcMar>
-            <w:shd w:fill="D9EAF7"/>
+            <w:tcBorders>
+              <w:top w:val="single" w:sz="4" w:color="B7BCC2"/>
+              <w:left w:val="single" w:sz="4" w:color="B7BCC2"/>
+              <w:bottom w:val="single" w:sz="4" w:color="B7BCC2"/>
+              <w:right w:val="single" w:sz="4" w:color="B7BCC2"/>
+            </w:tcBorders>
           </w:tcPr>
           <w:p>
             <w:pPr>
-              <w:spacing w:after="0" w:before="0" w:line="240" w:lineRule="auto"/>
+              <w:spacing w:before="0" w:after="0" w:line="245" w:lineRule="auto"/>
             </w:pPr>
             <w:r/>
             <w:r>
               <w:rPr>
-                <w:rFonts w:ascii="Arial" w:hAnsi="Arial" w:eastAsia="Arial"/>
+                <w:rFonts w:ascii="Arial" w:hAnsi="Arial" w:eastAsia="Arial" w:cs="Arial"/>
                 <w:b/>
+                <w:color w:val="25282B"/>
                 <w:sz w:val="17"/>
               </w:rPr>
               <w:t>Farklılaştırma – Zenginleştirme</w:t>
@@ -1696,26 +2442,35 @@
         </w:tc>
         <w:tc>
           <w:tcPr>
-            <w:tcW w:type="dxa" w:w="8561"/>
-            <w:vAlign w:val="center"/>
+            <w:tcW w:type="dxa" w:w="7767"/>
+            <w:vAlign w:val="top"/>
+            <w:shd w:fill="FFFFFF"/>
             <w:tcMar>
-              <w:top w:w="55" w:type="dxa"/>
-              <w:start w:w="70" w:type="dxa"/>
-              <w:bottom w:w="55" w:type="dxa"/>
-              <w:end w:w="70" w:type="dxa"/>
+              <w:top w:w="80" w:type="dxa"/>
+              <w:start w:w="95" w:type="dxa"/>
+              <w:bottom w:w="80" w:type="dxa"/>
+              <w:end w:w="95" w:type="dxa"/>
             </w:tcMar>
+            <w:tcBorders>
+              <w:top w:val="single" w:sz="4" w:color="B7BCC2"/>
+              <w:left w:val="single" w:sz="4" w:color="B7BCC2"/>
+              <w:bottom w:val="single" w:sz="4" w:color="B7BCC2"/>
+              <w:right w:val="single" w:sz="4" w:color="B7BCC2"/>
+            </w:tcBorders>
           </w:tcPr>
           <w:p>
             <w:pPr>
-              <w:spacing w:before="0" w:after="0" w:line="240" w:lineRule="auto"/>
+              <w:spacing w:before="0" w:after="0" w:line="245" w:lineRule="auto"/>
             </w:pPr>
+            <w:r/>
             <w:r>
               <w:rPr>
-                <w:rFonts w:ascii="Arial" w:hAnsi="Arial"/>
+                <w:rFonts w:ascii="Arial" w:hAnsi="Arial" w:eastAsia="Arial" w:cs="Arial"/>
                 <w:b w:val="0"/>
-                <w:sz w:val="16"/>
+                <w:color w:val="25282B"/>
+                <w:sz w:val="17"/>
               </w:rPr>
-              <w:t>İleri düzey öğrenciler aynı yapay zekâ iddiasını iki farklı kaynaktan karşılaştırıp güvenilirlik gerekçesi yazabilir. Bilgisayar bölümünde günlük bir görevin veri akışını işlemci, bellek, depolama, yazılım ve gerekirse ağ bağlantısını içerecek biçimde daha ayrıntılı şemalaştırabilir.</w:t>
+              <w:t>Öğrenciler aynı sistem ilişkisini tablet/telefon gibi başka bir cihaz üzerinden açıklayabilir veya yapay zekâ yanıtını iki farklı güvenilir kaynakla karşılaştırıp gerekçeli değerlendirme yazabilir.</w:t>
             </w:r>
           </w:p>
         </w:tc>
@@ -1723,227 +2478,10 @@
     </w:tbl>
     <w:p>
       <w:pPr>
-        <w:pStyle w:val="SectionHead"/>
-        <w:jc w:val="left"/>
+        <w:widowControl/>
       </w:pPr>
       <w:r>
-        <w:rPr>
-          <w:color w:val="1F4E78"/>
-        </w:rPr>
-        <w:t>IV. BÖLÜM: ÖLÇME VE DEĞERLENDİRME / ÖĞRENME KANITLARI</w:t>
-      </w:r>
-    </w:p>
-    <w:tbl>
-      <w:tblPr>
-        <w:tblW w:type="auto" w:w="0"/>
-        <w:jc w:val="center"/>
-        <w:tblLayout w:type="fixed"/>
-        <w:tblLook w:firstColumn="1" w:firstRow="1" w:lastColumn="0" w:lastRow="0" w:noHBand="0" w:noVBand="1" w:val="04A0"/>
-        <w:tblBorders>
-          <w:top w:val="single" w:sz="5" w:color="7F8C8D"/>
-          <w:left w:val="single" w:sz="5" w:color="7F8C8D"/>
-          <w:bottom w:val="single" w:sz="5" w:color="7F8C8D"/>
-          <w:right w:val="single" w:sz="5" w:color="7F8C8D"/>
-          <w:insideH w:val="single" w:sz="5" w:color="7F8C8D"/>
-          <w:insideV w:val="single" w:sz="5" w:color="7F8C8D"/>
-        </w:tblBorders>
-      </w:tblPr>
-      <w:tblGrid>
-        <w:gridCol w:w="10546"/>
-      </w:tblGrid>
-      <w:tr>
-        <w:trPr>
-          <w:cantSplit/>
-        </w:trPr>
-        <w:tc>
-          <w:tcPr>
-            <w:tcW w:type="dxa" w:w="10998"/>
-            <w:vAlign w:val="center"/>
-            <w:tcMar>
-              <w:top w:w="55" w:type="dxa"/>
-              <w:start w:w="70" w:type="dxa"/>
-              <w:bottom w:w="55" w:type="dxa"/>
-              <w:end w:w="70" w:type="dxa"/>
-            </w:tcMar>
-          </w:tcPr>
-          <w:p>
-            <w:pPr>
-              <w:spacing w:before="0" w:after="0" w:line="240" w:lineRule="auto"/>
-            </w:pPr>
-            <w:r>
-              <w:rPr>
-                <w:rFonts w:ascii="Arial" w:hAnsi="Arial"/>
-                <w:b w:val="0"/>
-                <w:sz w:val="16"/>
-              </w:rPr>
-              <w:t>Ön değerlendirme: Yapay zekâ soruları ve “Bu bilgiye neden inanırız?” sorgulaması; ikinci saatte “Bilgisayar hangi bölümlerden oluşuyor?” beyin fırtınası kullanılır. Süreç değerlendirme: Bilgi kartlarında kanıt ve kaynak gerekçesi, etki tablosunda çok yönlü değerlendirme; bilgisayar sisteminde bileşenleri doğru belirleme ve ilişkileri açıklama gözlem formu/kontrol listesiyle izlenir. Öğrenme kanıtları: Doğrulama çalışma sayfası ve etki çıkarımı BTY.5.1.4’ün c-ç-d süreçlerini; sistem akışı ve “bileşen–görev–ilişki” çıkış bileti BTY.5.1.5’in a-b süreçlerini gösterir. Gerektiğinde dereceli puanlama anahtarıyla geri bildirim verilir.</w:t>
-            </w:r>
-          </w:p>
-        </w:tc>
-      </w:tr>
-    </w:tbl>
-    <w:p>
-      <w:pPr>
-        <w:pStyle w:val="SectionHead"/>
-        <w:jc w:val="left"/>
-      </w:pPr>
-      <w:r>
-        <w:rPr>
-          <w:color w:val="1F4E78"/>
-        </w:rPr>
-        <w:t>V. BÖLÜM: DERSİN DİĞER DERSLERLE İLİŞKİSİ</w:t>
-      </w:r>
-    </w:p>
-    <w:tbl>
-      <w:tblPr>
-        <w:tblW w:type="auto" w:w="0"/>
-        <w:jc w:val="center"/>
-        <w:tblLayout w:type="fixed"/>
-        <w:tblLook w:firstColumn="1" w:firstRow="1" w:lastColumn="0" w:lastRow="0" w:noHBand="0" w:noVBand="1" w:val="04A0"/>
-        <w:tblBorders>
-          <w:top w:val="single" w:sz="5" w:color="7F8C8D"/>
-          <w:left w:val="single" w:sz="5" w:color="7F8C8D"/>
-          <w:bottom w:val="single" w:sz="5" w:color="7F8C8D"/>
-          <w:right w:val="single" w:sz="5" w:color="7F8C8D"/>
-          <w:insideH w:val="single" w:sz="5" w:color="7F8C8D"/>
-          <w:insideV w:val="single" w:sz="5" w:color="7F8C8D"/>
-        </w:tblBorders>
-      </w:tblPr>
-      <w:tblGrid>
-        <w:gridCol w:w="10546"/>
-      </w:tblGrid>
-      <w:tr>
-        <w:trPr>
-          <w:cantSplit/>
-        </w:trPr>
-        <w:tc>
-          <w:tcPr>
-            <w:tcW w:type="dxa" w:w="10998"/>
-            <w:vAlign w:val="center"/>
-            <w:tcMar>
-              <w:top w:w="55" w:type="dxa"/>
-              <w:start w:w="70" w:type="dxa"/>
-              <w:bottom w:w="55" w:type="dxa"/>
-              <w:end w:w="70" w:type="dxa"/>
-            </w:tcMar>
-          </w:tcPr>
-          <w:p>
-            <w:pPr>
-              <w:spacing w:before="0" w:after="0" w:line="240" w:lineRule="auto"/>
-            </w:pPr>
-            <w:r>
-              <w:rPr>
-                <w:rFonts w:ascii="Arial" w:hAnsi="Arial"/>
-                <w:b w:val="0"/>
-                <w:sz w:val="17"/>
-              </w:rPr>
-              <w:t>—  (TYMM 5. sınıf BTY 1. tema sayfasında bu tema için disiplinler arası ilişki ayrıca belirtilmemiştir.)</w:t>
-            </w:r>
-          </w:p>
-        </w:tc>
-      </w:tr>
-    </w:tbl>
-    <w:p>
-      <w:pPr>
-        <w:pStyle w:val="SectionHead"/>
-        <w:jc w:val="left"/>
-      </w:pPr>
-      <w:r>
-        <w:rPr>
-          <w:color w:val="1F4E78"/>
-        </w:rPr>
-        <w:t>VI. BÖLÜM: PLANIN UYGULANMASIYLA İLGİLİ DİĞER AÇIKLAMALAR</w:t>
-      </w:r>
-    </w:p>
-    <w:tbl>
-      <w:tblPr>
-        <w:tblW w:type="auto" w:w="0"/>
-        <w:jc w:val="center"/>
-        <w:tblLayout w:type="fixed"/>
-        <w:tblLook w:firstColumn="1" w:firstRow="1" w:lastColumn="0" w:lastRow="0" w:noHBand="0" w:noVBand="1" w:val="04A0"/>
-        <w:tblBorders>
-          <w:top w:val="single" w:sz="5" w:color="7F8C8D"/>
-          <w:left w:val="single" w:sz="5" w:color="7F8C8D"/>
-          <w:bottom w:val="single" w:sz="5" w:color="7F8C8D"/>
-          <w:right w:val="single" w:sz="5" w:color="7F8C8D"/>
-          <w:insideH w:val="single" w:sz="5" w:color="7F8C8D"/>
-          <w:insideV w:val="single" w:sz="5" w:color="7F8C8D"/>
-        </w:tblBorders>
-      </w:tblPr>
-      <w:tblGrid>
-        <w:gridCol w:w="5273"/>
-        <w:gridCol w:w="5273"/>
-      </w:tblGrid>
-      <w:tr>
-        <w:trPr>
-          <w:cantSplit/>
-        </w:trPr>
-        <w:tc>
-          <w:tcPr>
-            <w:tcW w:type="dxa" w:w="2438"/>
-            <w:vAlign w:val="center"/>
-            <w:tcMar>
-              <w:top w:w="55" w:type="dxa"/>
-              <w:start w:w="70" w:type="dxa"/>
-              <w:bottom w:w="55" w:type="dxa"/>
-              <w:end w:w="70" w:type="dxa"/>
-            </w:tcMar>
-            <w:shd w:fill="D9EAF7"/>
-          </w:tcPr>
-          <w:p>
-            <w:pPr>
-              <w:spacing w:after="0" w:before="0" w:line="240" w:lineRule="auto"/>
-            </w:pPr>
-            <w:r/>
-            <w:r>
-              <w:rPr>
-                <w:rFonts w:ascii="Arial" w:hAnsi="Arial" w:eastAsia="Arial"/>
-                <w:b/>
-                <w:sz w:val="17"/>
-              </w:rPr>
-              <w:t>Uygulama Notları</w:t>
-            </w:r>
-          </w:p>
-        </w:tc>
-        <w:tc>
-          <w:tcPr>
-            <w:tcW w:type="dxa" w:w="8561"/>
-            <w:vAlign w:val="center"/>
-            <w:tcMar>
-              <w:top w:w="55" w:type="dxa"/>
-              <w:start w:w="70" w:type="dxa"/>
-              <w:bottom w:w="55" w:type="dxa"/>
-              <w:end w:w="70" w:type="dxa"/>
-            </w:tcMar>
-          </w:tcPr>
-          <w:p>
-            <w:pPr>
-              <w:spacing w:before="0" w:after="0" w:line="240" w:lineRule="auto"/>
-            </w:pPr>
-            <w:r>
-              <w:rPr>
-                <w:rFonts w:ascii="Arial" w:hAnsi="Arial"/>
-                <w:b w:val="0"/>
-                <w:sz w:val="16"/>
-              </w:rPr>
-              <w:t>Yapay zekâ araştırmalarında kişisel hesap/veri kullanılmaz; öğretmenin önceden seçtiği yaşa uygun ve güvenilir kaynaklar esas alınır, yapay zekâ çıktısı tek başına doğruluk kanıtı sayılmaz. Donanım incelemesinde yalnızca güvenli, elektriği kesilmiş veya örnek parçalar kullanılır; öğrencilere cihaz söktürülmez. İnternet yoksa basılı kaynak kartları kullanılır. BTY.5.1.5, 7. haftanın ilk saatinde giriş/çıkış, depolama, işletim sistemi ve temel sistem sorunlarıyla sürdürülür.</w:t>
-            </w:r>
-          </w:p>
-        </w:tc>
-      </w:tr>
-    </w:tbl>
-    <w:p>
-      <w:pPr>
-        <w:spacing w:before="100" w:after="0"/>
-        <w:jc w:val="center"/>
-      </w:pPr>
-      <w:r>
-        <w:rPr>
-          <w:rFonts w:ascii="Arial" w:hAnsi="Arial"/>
-          <w:b/>
-          <w:sz w:val="18"/>
-        </w:rPr>
-        <w:t>Uygundur</w:t>
+        <w:br w:type="page"/>
       </w:r>
     </w:p>
     <w:tbl>
@@ -1954,8 +2492,247 @@
         <w:tblLook w:firstColumn="1" w:firstRow="1" w:lastColumn="0" w:lastRow="0" w:noHBand="0" w:noVBand="1" w:val="04A0"/>
       </w:tblPr>
       <w:tblGrid>
-        <w:gridCol w:w="5273"/>
-        <w:gridCol w:w="5273"/>
+        <w:gridCol w:w="10234"/>
+      </w:tblGrid>
+      <w:tr>
+        <w:tc>
+          <w:tcPr>
+            <w:tcW w:type="dxa" w:w="10234"/>
+            <w:shd w:fill="D9D9D9"/>
+            <w:tcMar>
+              <w:top w:w="65" w:type="dxa"/>
+              <w:start w:w="100" w:type="dxa"/>
+              <w:bottom w:w="65" w:type="dxa"/>
+              <w:end w:w="100" w:type="dxa"/>
+            </w:tcMar>
+            <w:tcBorders>
+              <w:top w:val="single" w:sz="5" w:color="8F949A"/>
+              <w:left w:val="single" w:sz="5" w:color="8F949A"/>
+              <w:bottom w:val="single" w:sz="5" w:color="8F949A"/>
+              <w:right w:val="single" w:sz="5" w:color="8F949A"/>
+            </w:tcBorders>
+          </w:tcPr>
+          <w:p>
+            <w:pPr>
+              <w:spacing w:after="0"/>
+            </w:pPr>
+            <w:r>
+              <w:rPr>
+                <w:rFonts w:ascii="Arial" w:hAnsi="Arial" w:eastAsia="Arial" w:cs="Arial"/>
+                <w:b/>
+                <w:color w:val="25282B"/>
+                <w:sz w:val="18"/>
+              </w:rPr>
+              <w:t>IV. BÖLÜM: ÖLÇME VE DEĞERLENDİRME / ÖĞRENME KANITLARI</w:t>
+            </w:r>
+          </w:p>
+        </w:tc>
+      </w:tr>
+    </w:tbl>
+    <w:tbl>
+      <w:tblPr>
+        <w:tblW w:type="auto" w:w="0"/>
+        <w:jc w:val="center"/>
+        <w:tblLayout w:type="fixed"/>
+        <w:tblLook w:firstColumn="1" w:firstRow="1" w:lastColumn="0" w:lastRow="0" w:noHBand="0" w:noVBand="1" w:val="04A0"/>
+      </w:tblPr>
+      <w:tblGrid>
+        <w:gridCol w:w="10234"/>
+      </w:tblGrid>
+      <w:tr>
+        <w:tc>
+          <w:tcPr>
+            <w:tcW w:type="dxa" w:w="10234"/>
+            <w:shd w:fill="FFFFFF"/>
+            <w:tcMar>
+              <w:top w:w="90" w:type="dxa"/>
+              <w:start w:w="105" w:type="dxa"/>
+              <w:bottom w:w="90" w:type="dxa"/>
+              <w:end w:w="105" w:type="dxa"/>
+            </w:tcMar>
+            <w:tcBorders>
+              <w:top w:val="single" w:sz="4" w:color="B7BCC2"/>
+              <w:left w:val="single" w:sz="4" w:color="B7BCC2"/>
+              <w:bottom w:val="single" w:sz="4" w:color="B7BCC2"/>
+              <w:right w:val="single" w:sz="4" w:color="B7BCC2"/>
+            </w:tcBorders>
+          </w:tcPr>
+          <w:p>
+            <w:pPr>
+              <w:spacing w:before="0" w:after="0" w:line="245" w:lineRule="auto"/>
+            </w:pPr>
+            <w:r/>
+            <w:r>
+              <w:rPr>
+                <w:rFonts w:ascii="Arial" w:hAnsi="Arial" w:eastAsia="Arial" w:cs="Arial"/>
+                <w:b w:val="0"/>
+                <w:color w:val="25282B"/>
+                <w:sz w:val="17"/>
+              </w:rPr>
+              <w:t>Bilgi doğrulama kontrol listesi, öğretmen gözlemi, bileşen-görev eşleştirme, kısa çıkış bileti ve sözlü gerekçelendirme kullanılır.</w:t>
+            </w:r>
+          </w:p>
+        </w:tc>
+      </w:tr>
+    </w:tbl>
+    <w:p>
+      <w:pPr>
+        <w:widowControl/>
+        <w:spacing w:after="0"/>
+      </w:pPr>
+    </w:p>
+    <w:tbl>
+      <w:tblPr>
+        <w:tblW w:type="auto" w:w="0"/>
+        <w:jc w:val="center"/>
+        <w:tblLayout w:type="fixed"/>
+        <w:tblLook w:firstColumn="1" w:firstRow="1" w:lastColumn="0" w:lastRow="0" w:noHBand="0" w:noVBand="1" w:val="04A0"/>
+      </w:tblPr>
+      <w:tblGrid>
+        <w:gridCol w:w="10234"/>
+      </w:tblGrid>
+      <w:tr>
+        <w:tc>
+          <w:tcPr>
+            <w:tcW w:type="dxa" w:w="10234"/>
+            <w:shd w:fill="D9D9D9"/>
+            <w:tcMar>
+              <w:top w:w="65" w:type="dxa"/>
+              <w:start w:w="100" w:type="dxa"/>
+              <w:bottom w:w="65" w:type="dxa"/>
+              <w:end w:w="100" w:type="dxa"/>
+            </w:tcMar>
+            <w:tcBorders>
+              <w:top w:val="single" w:sz="5" w:color="8F949A"/>
+              <w:left w:val="single" w:sz="5" w:color="8F949A"/>
+              <w:bottom w:val="single" w:sz="5" w:color="8F949A"/>
+              <w:right w:val="single" w:sz="5" w:color="8F949A"/>
+            </w:tcBorders>
+          </w:tcPr>
+          <w:p>
+            <w:pPr>
+              <w:spacing w:after="0"/>
+            </w:pPr>
+            <w:r>
+              <w:rPr>
+                <w:rFonts w:ascii="Arial" w:hAnsi="Arial" w:eastAsia="Arial" w:cs="Arial"/>
+                <w:b/>
+                <w:color w:val="25282B"/>
+                <w:sz w:val="18"/>
+              </w:rPr>
+              <w:t>V. BÖLÜM: DERSİN DİĞER DERSLERLE İLİŞKİSİ</w:t>
+            </w:r>
+          </w:p>
+        </w:tc>
+      </w:tr>
+    </w:tbl>
+    <w:tbl>
+      <w:tblPr>
+        <w:tblW w:type="auto" w:w="0"/>
+        <w:jc w:val="center"/>
+        <w:tblLayout w:type="fixed"/>
+        <w:tblLook w:firstColumn="1" w:firstRow="1" w:lastColumn="0" w:lastRow="0" w:noHBand="0" w:noVBand="1" w:val="04A0"/>
+      </w:tblPr>
+      <w:tblGrid>
+        <w:gridCol w:w="10234"/>
+      </w:tblGrid>
+      <w:tr>
+        <w:tc>
+          <w:tcPr>
+            <w:tcW w:type="dxa" w:w="10234"/>
+            <w:shd w:fill="FFFFFF"/>
+            <w:tcMar>
+              <w:top w:w="85" w:type="dxa"/>
+              <w:start w:w="105" w:type="dxa"/>
+              <w:bottom w:w="85" w:type="dxa"/>
+              <w:end w:w="105" w:type="dxa"/>
+            </w:tcMar>
+            <w:tcBorders>
+              <w:top w:val="single" w:sz="4" w:color="B7BCC2"/>
+              <w:left w:val="single" w:sz="4" w:color="B7BCC2"/>
+              <w:bottom w:val="single" w:sz="4" w:color="B7BCC2"/>
+              <w:right w:val="single" w:sz="4" w:color="B7BCC2"/>
+            </w:tcBorders>
+          </w:tcPr>
+          <w:p>
+            <w:pPr>
+              <w:spacing w:before="0" w:after="0" w:line="245" w:lineRule="auto"/>
+            </w:pPr>
+            <w:r/>
+            <w:r>
+              <w:rPr>
+                <w:rFonts w:ascii="Arial" w:hAnsi="Arial" w:eastAsia="Arial" w:cs="Arial"/>
+                <w:b w:val="0"/>
+                <w:color w:val="25282B"/>
+                <w:sz w:val="17"/>
+              </w:rPr>
+              <w:t>—</w:t>
+            </w:r>
+          </w:p>
+        </w:tc>
+      </w:tr>
+    </w:tbl>
+    <w:p>
+      <w:pPr>
+        <w:widowControl/>
+        <w:spacing w:after="0"/>
+      </w:pPr>
+    </w:p>
+    <w:tbl>
+      <w:tblPr>
+        <w:tblW w:type="auto" w:w="0"/>
+        <w:jc w:val="center"/>
+        <w:tblLayout w:type="fixed"/>
+        <w:tblLook w:firstColumn="1" w:firstRow="1" w:lastColumn="0" w:lastRow="0" w:noHBand="0" w:noVBand="1" w:val="04A0"/>
+      </w:tblPr>
+      <w:tblGrid>
+        <w:gridCol w:w="10234"/>
+      </w:tblGrid>
+      <w:tr>
+        <w:tc>
+          <w:tcPr>
+            <w:tcW w:type="dxa" w:w="10234"/>
+            <w:shd w:fill="D9D9D9"/>
+            <w:tcMar>
+              <w:top w:w="65" w:type="dxa"/>
+              <w:start w:w="100" w:type="dxa"/>
+              <w:bottom w:w="65" w:type="dxa"/>
+              <w:end w:w="100" w:type="dxa"/>
+            </w:tcMar>
+            <w:tcBorders>
+              <w:top w:val="single" w:sz="5" w:color="8F949A"/>
+              <w:left w:val="single" w:sz="5" w:color="8F949A"/>
+              <w:bottom w:val="single" w:sz="5" w:color="8F949A"/>
+              <w:right w:val="single" w:sz="5" w:color="8F949A"/>
+            </w:tcBorders>
+          </w:tcPr>
+          <w:p>
+            <w:pPr>
+              <w:spacing w:after="0"/>
+            </w:pPr>
+            <w:r>
+              <w:rPr>
+                <w:rFonts w:ascii="Arial" w:hAnsi="Arial" w:eastAsia="Arial" w:cs="Arial"/>
+                <w:b/>
+                <w:color w:val="25282B"/>
+                <w:sz w:val="18"/>
+              </w:rPr>
+              <w:t>VI. BÖLÜM: PLANIN UYGULANMASIYLA İLGİLİ DİĞER AÇIKLAMALAR</w:t>
+            </w:r>
+          </w:p>
+        </w:tc>
+      </w:tr>
+    </w:tbl>
+    <w:tbl>
+      <w:tblPr>
+        <w:tblW w:type="auto" w:w="0"/>
+        <w:jc w:val="center"/>
+        <w:tblLayout w:type="fixed"/>
+        <w:tblLook w:firstColumn="1" w:firstRow="1" w:lastColumn="0" w:lastRow="0" w:noHBand="0" w:noVBand="1" w:val="04A0"/>
+      </w:tblPr>
+      <w:tblGrid>
+        <w:gridCol w:w="2523"/>
+        <w:gridCol w:w="7711"/>
       </w:tblGrid>
       <w:tr>
         <w:trPr>
@@ -1963,155 +2740,289 @@
         </w:trPr>
         <w:tc>
           <w:tcPr>
-            <w:tcW w:type="dxa" w:w="5499"/>
+            <w:tcW w:type="dxa" w:w="2523"/>
+            <w:vAlign w:val="top"/>
+            <w:shd w:fill="F1F2F3"/>
             <w:tcMar>
-              <w:top w:w="40" w:type="dxa"/>
-              <w:start w:w="40" w:type="dxa"/>
-              <w:bottom w:w="40" w:type="dxa"/>
-              <w:end w:w="40" w:type="dxa"/>
+              <w:top w:w="72" w:type="dxa"/>
+              <w:start w:w="95" w:type="dxa"/>
+              <w:bottom w:w="72" w:type="dxa"/>
+              <w:end w:w="95" w:type="dxa"/>
+            </w:tcMar>
+            <w:tcBorders>
+              <w:top w:val="single" w:sz="4" w:color="B7BCC2"/>
+              <w:left w:val="single" w:sz="4" w:color="B7BCC2"/>
+              <w:bottom w:val="single" w:sz="4" w:color="B7BCC2"/>
+              <w:right w:val="single" w:sz="4" w:color="B7BCC2"/>
+            </w:tcBorders>
+          </w:tcPr>
+          <w:p>
+            <w:pPr>
+              <w:spacing w:before="0" w:after="0" w:line="245" w:lineRule="auto"/>
+            </w:pPr>
+            <w:r/>
+            <w:r>
+              <w:rPr>
+                <w:rFonts w:ascii="Arial" w:hAnsi="Arial" w:eastAsia="Arial" w:cs="Arial"/>
+                <w:b/>
+                <w:color w:val="25282B"/>
+                <w:sz w:val="17"/>
+              </w:rPr>
+              <w:t>Uygulama Notları</w:t>
+            </w:r>
+          </w:p>
+        </w:tc>
+        <w:tc>
+          <w:tcPr>
+            <w:tcW w:type="dxa" w:w="7711"/>
+            <w:vAlign w:val="top"/>
+            <w:shd w:fill="FFFFFF"/>
+            <w:tcMar>
+              <w:top w:w="72" w:type="dxa"/>
+              <w:start w:w="95" w:type="dxa"/>
+              <w:bottom w:w="72" w:type="dxa"/>
+              <w:end w:w="95" w:type="dxa"/>
+            </w:tcMar>
+            <w:tcBorders>
+              <w:top w:val="single" w:sz="4" w:color="B7BCC2"/>
+              <w:left w:val="single" w:sz="4" w:color="B7BCC2"/>
+              <w:bottom w:val="single" w:sz="4" w:color="B7BCC2"/>
+              <w:right w:val="single" w:sz="4" w:color="B7BCC2"/>
+            </w:tcBorders>
+          </w:tcPr>
+          <w:p>
+            <w:pPr>
+              <w:spacing w:before="0" w:after="0" w:line="245" w:lineRule="auto"/>
+            </w:pPr>
+            <w:r/>
+            <w:r>
+              <w:rPr>
+                <w:rFonts w:ascii="Arial" w:hAnsi="Arial" w:eastAsia="Arial" w:cs="Arial"/>
+                <w:b w:val="0"/>
+                <w:color w:val="25282B"/>
+                <w:sz w:val="17"/>
+              </w:rPr>
+              <w:t>Gerçek kişisel veri, öğrenci hesabı veya parola kullanılmaz. Yapay zekâ çıktıları örnek amaçlıdır ve mutlaka doğrulama etkinliğiyle ele alınır.</w:t>
+            </w:r>
+          </w:p>
+        </w:tc>
+      </w:tr>
+    </w:tbl>
+    <w:p>
+      <w:pPr>
+        <w:widowControl/>
+        <w:spacing w:after="20"/>
+      </w:pPr>
+    </w:p>
+    <w:tbl>
+      <w:tblPr>
+        <w:tblW w:type="auto" w:w="0"/>
+        <w:jc w:val="center"/>
+        <w:tblLayout w:type="fixed"/>
+        <w:tblLook w:firstColumn="1" w:firstRow="1" w:lastColumn="0" w:lastRow="0" w:noHBand="0" w:noVBand="1" w:val="04A0"/>
+      </w:tblPr>
+      <w:tblGrid>
+        <w:gridCol w:w="5103"/>
+        <w:gridCol w:w="5131"/>
+      </w:tblGrid>
+      <w:tr>
+        <w:tc>
+          <w:tcPr>
+            <w:tcW w:type="dxa" w:w="5103"/>
+            <w:shd w:fill="FFFFFF"/>
+            <w:tcMar>
+              <w:top w:w="140" w:type="dxa"/>
+              <w:start w:w="100" w:type="dxa"/>
+              <w:bottom w:w="30" w:type="dxa"/>
+              <w:end w:w="100" w:type="dxa"/>
             </w:tcMar>
             <w:tcBorders>
               <w:top w:val="nil"/>
               <w:left w:val="nil"/>
               <w:bottom w:val="nil"/>
               <w:right w:val="nil"/>
-              <w:insideH w:val="nil"/>
-              <w:insideV w:val="nil"/>
             </w:tcBorders>
           </w:tcPr>
           <w:p>
             <w:pPr>
-              <w:spacing w:after="0" w:before="0" w:line="240" w:lineRule="auto"/>
+              <w:spacing w:after="0"/>
               <w:jc w:val="center"/>
             </w:pPr>
             <w:r/>
             <w:r>
               <w:rPr>
-                <w:rFonts w:ascii="Arial" w:hAnsi="Arial" w:eastAsia="Arial"/>
+                <w:rFonts w:ascii="Arial" w:hAnsi="Arial" w:eastAsia="Arial" w:cs="Arial"/>
                 <w:b/>
+                <w:color w:val="25282B"/>
                 <w:sz w:val="17"/>
               </w:rPr>
               <w:t>Bilgisayar ve Öğretim Teknolojileri Öğretmeni</w:t>
             </w:r>
           </w:p>
+          <w:p>
+            <w:pPr>
+              <w:spacing w:after="0"/>
+              <w:jc w:val="center"/>
+            </w:pPr>
+            <w:r>
+              <w:rPr>
+                <w:rFonts w:ascii="Arial" w:hAnsi="Arial" w:eastAsia="Arial" w:cs="Arial"/>
+                <w:b w:val="0"/>
+                <w:color w:val="25282B"/>
+                <w:sz w:val="16"/>
+              </w:rPr>
+              <w:t>Ad Soyad: ........................................</w:t>
+            </w:r>
+          </w:p>
+          <w:p>
+            <w:pPr>
+              <w:spacing w:after="0"/>
+              <w:jc w:val="center"/>
+            </w:pPr>
+            <w:r>
+              <w:rPr>
+                <w:rFonts w:ascii="Arial" w:hAnsi="Arial" w:eastAsia="Arial" w:cs="Arial"/>
+                <w:b w:val="0"/>
+                <w:color w:val="25282B"/>
+                <w:sz w:val="16"/>
+              </w:rPr>
+              <w:t>İmza: ................................................</w:t>
+            </w:r>
+          </w:p>
         </w:tc>
         <w:tc>
           <w:tcPr>
-            <w:tcW w:type="dxa" w:w="5499"/>
+            <w:tcW w:type="dxa" w:w="5131"/>
+            <w:shd w:fill="FFFFFF"/>
             <w:tcMar>
-              <w:top w:w="40" w:type="dxa"/>
-              <w:start w:w="40" w:type="dxa"/>
-              <w:bottom w:w="40" w:type="dxa"/>
-              <w:end w:w="40" w:type="dxa"/>
+              <w:top w:w="140" w:type="dxa"/>
+              <w:start w:w="100" w:type="dxa"/>
+              <w:bottom w:w="30" w:type="dxa"/>
+              <w:end w:w="100" w:type="dxa"/>
             </w:tcMar>
             <w:tcBorders>
               <w:top w:val="nil"/>
               <w:left w:val="nil"/>
               <w:bottom w:val="nil"/>
               <w:right w:val="nil"/>
-              <w:insideH w:val="nil"/>
-              <w:insideV w:val="nil"/>
             </w:tcBorders>
           </w:tcPr>
           <w:p>
             <w:pPr>
-              <w:spacing w:after="0" w:before="0" w:line="240" w:lineRule="auto"/>
+              <w:spacing w:after="0"/>
               <w:jc w:val="center"/>
             </w:pPr>
             <w:r/>
             <w:r>
               <w:rPr>
-                <w:rFonts w:ascii="Arial" w:hAnsi="Arial" w:eastAsia="Arial"/>
+                <w:rFonts w:ascii="Arial" w:hAnsi="Arial" w:eastAsia="Arial" w:cs="Arial"/>
                 <w:b/>
+                <w:color w:val="25282B"/>
+                <w:sz w:val="17"/>
+              </w:rPr>
+              <w:t>Uygundur</w:t>
+            </w:r>
+          </w:p>
+          <w:p>
+            <w:pPr>
+              <w:spacing w:after="0"/>
+              <w:jc w:val="center"/>
+            </w:pPr>
+            <w:r>
+              <w:rPr>
+                <w:rFonts w:ascii="Arial" w:hAnsi="Arial" w:eastAsia="Arial" w:cs="Arial"/>
+                <w:b/>
+                <w:color w:val="25282B"/>
                 <w:sz w:val="17"/>
               </w:rPr>
               <w:t>Okul Müdürü</w:t>
             </w:r>
           </w:p>
-        </w:tc>
-      </w:tr>
-      <w:tr>
-        <w:trPr>
-          <w:cantSplit/>
-        </w:trPr>
-        <w:tc>
-          <w:tcPr>
-            <w:tcW w:type="dxa" w:w="5499"/>
-            <w:tcMar>
-              <w:top w:w="40" w:type="dxa"/>
-              <w:start w:w="40" w:type="dxa"/>
-              <w:bottom w:w="40" w:type="dxa"/>
-              <w:end w:w="40" w:type="dxa"/>
-            </w:tcMar>
-            <w:tcBorders>
-              <w:top w:val="nil"/>
-              <w:left w:val="nil"/>
-              <w:bottom w:val="nil"/>
-              <w:right w:val="nil"/>
-              <w:insideH w:val="nil"/>
-              <w:insideV w:val="nil"/>
-            </w:tcBorders>
-          </w:tcPr>
           <w:p>
             <w:pPr>
-              <w:spacing w:after="0" w:before="0" w:line="240" w:lineRule="auto"/>
+              <w:spacing w:after="0"/>
               <w:jc w:val="center"/>
             </w:pPr>
-            <w:r/>
             <w:r>
               <w:rPr>
-                <w:rFonts w:ascii="Arial" w:hAnsi="Arial" w:eastAsia="Arial"/>
+                <w:rFonts w:ascii="Arial" w:hAnsi="Arial" w:eastAsia="Arial" w:cs="Arial"/>
                 <w:b w:val="0"/>
+                <w:color w:val="25282B"/>
                 <w:sz w:val="16"/>
               </w:rPr>
-              <w:t>Ad Soyad / İmza</w:t>
+              <w:t>Ad Soyad: ........................................</w:t>
             </w:r>
           </w:p>
-        </w:tc>
-        <w:tc>
-          <w:tcPr>
-            <w:tcW w:type="dxa" w:w="5499"/>
-            <w:tcMar>
-              <w:top w:w="40" w:type="dxa"/>
-              <w:start w:w="40" w:type="dxa"/>
-              <w:bottom w:w="40" w:type="dxa"/>
-              <w:end w:w="40" w:type="dxa"/>
-            </w:tcMar>
-            <w:tcBorders>
-              <w:top w:val="nil"/>
-              <w:left w:val="nil"/>
-              <w:bottom w:val="nil"/>
-              <w:right w:val="nil"/>
-              <w:insideH w:val="nil"/>
-              <w:insideV w:val="nil"/>
-            </w:tcBorders>
-          </w:tcPr>
           <w:p>
             <w:pPr>
-              <w:spacing w:after="0" w:before="0" w:line="240" w:lineRule="auto"/>
+              <w:spacing w:after="0"/>
               <w:jc w:val="center"/>
             </w:pPr>
-            <w:r/>
             <w:r>
               <w:rPr>
-                <w:rFonts w:ascii="Arial" w:hAnsi="Arial" w:eastAsia="Arial"/>
+                <w:rFonts w:ascii="Arial" w:hAnsi="Arial" w:eastAsia="Arial" w:cs="Arial"/>
                 <w:b w:val="0"/>
+                <w:color w:val="25282B"/>
                 <w:sz w:val="16"/>
               </w:rPr>
-              <w:t>Ad Soyad / İmza</w:t>
+              <w:t>İmza: ................................................</w:t>
             </w:r>
           </w:p>
         </w:tc>
       </w:tr>
     </w:tbl>
     <w:sectPr>
-      <w:pgSz w:w="11906" w:h="16838"/>
-      <w:pgMar w:top="652" w:right="680" w:bottom="652" w:left="680" w:header="720" w:footer="720" w:gutter="0"/>
+      <w:headerReference w:type="default" r:id="rId9"/>
+      <w:footerReference w:type="default" r:id="rId10"/>
+      <w:pgSz w:w="12240" w:h="15840"/>
+      <w:pgMar w:top="595" w:right="709" w:bottom="595" w:left="709" w:header="227" w:footer="255" w:gutter="0"/>
       <w:cols w:space="720"/>
       <w:docGrid w:linePitch="360"/>
     </w:sectPr>
   </w:body>
 </w:document>
+</file>
+
+<file path=word/footer1.xml><?xml version="1.0" encoding="utf-8"?>
+<w:ftr xmlns:m="http://schemas.openxmlformats.org/officeDocument/2006/math" xmlns:mc="http://schemas.openxmlformats.org/markup-compatibility/2006" xmlns:mo="http://schemas.microsoft.com/office/mac/office/2008/main" xmlns:mv="urn:schemas-microsoft-com:mac:vml" xmlns:o="urn:schemas-microsoft-com:office:office" xmlns:r="http://schemas.openxmlformats.org/officeDocument/2006/relationships" xmlns:v="urn:schemas-microsoft-com:vml" xmlns:w10="urn:schemas-microsoft-com:office:word" xmlns:w14="http://schemas.microsoft.com/office/word/2010/wordml" xmlns:w="http://schemas.openxmlformats.org/wordprocessingml/2006/main" xmlns:wne="http://schemas.microsoft.com/office/word/2006/wordml" xmlns:wp14="http://schemas.microsoft.com/office/word/2010/wordprocessingDrawing" xmlns:wp="http://schemas.openxmlformats.org/drawingml/2006/wordprocessingDrawing" xmlns:wpc="http://schemas.microsoft.com/office/word/2010/wordprocessingCanvas" xmlns:wpg="http://schemas.microsoft.com/office/word/2010/wordprocessingGroup" xmlns:wpi="http://schemas.microsoft.com/office/word/2010/wordprocessingInk" xmlns:wps="http://schemas.microsoft.com/office/word/2010/wordprocessingShape" mc:Ignorable="w14 wp14">
+  <w:p>
+    <w:pPr>
+      <w:pStyle w:val="Footer"/>
+      <w:spacing w:after="0"/>
+      <w:jc w:val="center"/>
+    </w:pPr>
+    <w:r>
+      <w:rPr>
+        <w:rFonts w:ascii="Arial" w:hAnsi="Arial" w:eastAsia="Arial" w:cs="Arial"/>
+        <w:b w:val="0"/>
+        <w:color w:val="777777"/>
+        <w:sz w:val="14"/>
+      </w:rPr>
+      <w:t>5. Sınıf Bilişim Teknolojileri ve Yazılım • 6. Hafta Ders Planı</w:t>
+    </w:r>
+  </w:p>
+</w:ftr>
+</file>
+
+<file path=word/header1.xml><?xml version="1.0" encoding="utf-8"?>
+<w:hdr xmlns:m="http://schemas.openxmlformats.org/officeDocument/2006/math" xmlns:mc="http://schemas.openxmlformats.org/markup-compatibility/2006" xmlns:mo="http://schemas.microsoft.com/office/mac/office/2008/main" xmlns:mv="urn:schemas-microsoft-com:mac:vml" xmlns:o="urn:schemas-microsoft-com:office:office" xmlns:r="http://schemas.openxmlformats.org/officeDocument/2006/relationships" xmlns:v="urn:schemas-microsoft-com:vml" xmlns:w10="urn:schemas-microsoft-com:office:word" xmlns:w14="http://schemas.microsoft.com/office/word/2010/wordml" xmlns:w="http://schemas.openxmlformats.org/wordprocessingml/2006/main" xmlns:wne="http://schemas.microsoft.com/office/word/2006/wordml" xmlns:wp14="http://schemas.microsoft.com/office/word/2010/wordprocessingDrawing" xmlns:wp="http://schemas.openxmlformats.org/drawingml/2006/wordprocessingDrawing" xmlns:wpc="http://schemas.microsoft.com/office/word/2010/wordprocessingCanvas" xmlns:wpg="http://schemas.microsoft.com/office/word/2010/wordprocessingGroup" xmlns:wpi="http://schemas.microsoft.com/office/word/2010/wordprocessingInk" xmlns:wps="http://schemas.microsoft.com/office/word/2010/wordprocessingShape" mc:Ignorable="w14 wp14">
+  <w:p>
+    <w:pPr>
+      <w:pStyle w:val="Header"/>
+      <w:spacing w:after="0"/>
+      <w:jc w:val="center"/>
+    </w:pPr>
+    <w:r>
+      <w:rPr>
+        <w:rFonts w:ascii="Arial" w:hAnsi="Arial" w:eastAsia="Arial" w:cs="Arial"/>
+        <w:b/>
+        <w:color w:val="666666"/>
+        <w:sz w:val="15"/>
+      </w:rPr>
+      <w:t>2026-2027 EĞİTİM – ÖĞRETİM YILI</w:t>
+    </w:r>
+  </w:p>
+</w:hdr>
 </file>
 
 <file path=word/numbering.xml><?xml version="1.0" encoding="utf-8"?>
@@ -2477,11 +3388,8 @@
     <w:name w:val="Normal"/>
     <w:qFormat/>
     <w:rsid w:val="00FC693F"/>
-    <w:pPr>
-      <w:spacing w:after="0" w:before="0" w:line="240" w:lineRule="auto"/>
-    </w:pPr>
     <w:rPr>
-      <w:rFonts w:ascii="Arial" w:hAnsi="Arial" w:eastAsia="Arial"/>
+      <w:rFonts w:ascii="Arial" w:hAnsi="Arial"/>
       <w:sz w:val="18"/>
     </w:rPr>
   </w:style>
@@ -14166,28 +15074,6 @@
         <w:shd w:val="clear" w:color="auto" w:fill="FBCAA2" w:themeFill="accent6" w:themeFillTint="7F"/>
       </w:tcPr>
     </w:tblStylePr>
-  </w:style>
-  <w:style w:type="paragraph" w:customStyle="1" w:styleId="PlanTitle">
-    <w:name w:val="PlanTitle"/>
-    <w:pPr>
-      <w:spacing w:before="0" w:after="40"/>
-    </w:pPr>
-    <w:rPr>
-      <w:rFonts w:ascii="Arial" w:hAnsi="Arial" w:eastAsia="Arial"/>
-      <w:b/>
-      <w:sz w:val="24"/>
-    </w:rPr>
-  </w:style>
-  <w:style w:type="paragraph" w:customStyle="1" w:styleId="SectionHead">
-    <w:name w:val="SectionHead"/>
-    <w:pPr>
-      <w:spacing w:before="60" w:after="40"/>
-    </w:pPr>
-    <w:rPr>
-      <w:rFonts w:ascii="Arial" w:hAnsi="Arial" w:eastAsia="Arial"/>
-      <w:b/>
-      <w:sz w:val="19"/>
-    </w:rPr>
   </w:style>
 </w:styles>
 </file>
